--- a/projects/valuepickr-open-screen/docs/Unicommerce eSolutions Ltd.docx
+++ b/projects/valuepickr-open-screen/docs/Unicommerce eSolutions Ltd.docx
@@ -205,6 +205,590 @@
         <w:spacing w:after="120" w:before="280"/>
       </w:pPr>
       <w:r>
+        <w:t xml:space="preserve">Guidance &amp; Expectation Gap</w:t>
+      </w:r>
+    </w:p>
+    <w:p>
+      <w:pPr>
+        <w:spacing w:after="120"/>
+      </w:pPr>
+      <w:r>
+        <w:rPr>
+          <w:i/>
+          <w:iCs/>
+          <w:color w:val="666666"/>
+          <w:sz w:val="18"/>
+          <w:szCs w:val="18"/>
+        </w:rPr>
+        <w:t xml:space="preserve">Management guidance decoded into commitments, graded on the expectation → action → operational → commercial → financial ladder, then compared to what the current price appears to assume. Method: playbook/guidance-and-expectation-gap.md.</w:t>
+      </w:r>
+    </w:p>
+    <w:p>
+      <w:pPr>
+        <w:spacing w:after="120"/>
+      </w:pPr>
+      <w:r>
+        <w:rPr>
+          <w:b/>
+          <w:bCs/>
+          <w:sz w:val="20"/>
+          <w:szCs w:val="20"/>
+        </w:rPr>
+        <w:t xml:space="preserve">Market expectation vs. our path:</w:t>
+      </w:r>
+    </w:p>
+    <w:tbl>
+      <w:tblPr>
+        <w:tblW w:type="dxa" w:w="9000"/>
+        <w:tblBorders>
+          <w:top w:val="single" w:color="auto" w:sz="4"/>
+          <w:left w:val="single" w:color="auto" w:sz="4"/>
+          <w:bottom w:val="single" w:color="auto" w:sz="4"/>
+          <w:right w:val="single" w:color="auto" w:sz="4"/>
+          <w:insideH w:val="single" w:color="auto" w:sz="4"/>
+          <w:insideV w:val="single" w:color="auto" w:sz="4"/>
+        </w:tblBorders>
+      </w:tblPr>
+      <w:tblGrid>
+        <w:gridCol w:w="3200"/>
+        <w:gridCol w:w="5800"/>
+      </w:tblGrid>
+      <w:tr>
+        <w:tc>
+          <w:tcPr>
+            <w:tcW w:type="dxa" w:w="3200"/>
+            <w:shd w:fill="F2F2F2" w:val="clear"/>
+          </w:tcPr>
+          <w:p>
+            <w:r>
+              <w:rPr>
+                <w:b/>
+                <w:bCs/>
+              </w:rPr>
+              <w:t xml:space="preserve">As of</w:t>
+            </w:r>
+          </w:p>
+        </w:tc>
+        <w:tc>
+          <w:tcPr>
+            <w:tcW w:type="dxa" w:w="5800"/>
+          </w:tcPr>
+          <w:p>
+            <w:r>
+              <w:t xml:space="preserve">2026-09-09</w:t>
+            </w:r>
+          </w:p>
+        </w:tc>
+      </w:tr>
+      <w:tr>
+        <w:tc>
+          <w:tcPr>
+            <w:tcW w:type="dxa" w:w="3200"/>
+            <w:shd w:fill="F2F2F2" w:val="clear"/>
+          </w:tcPr>
+          <w:p>
+            <w:r>
+              <w:rPr>
+                <w:b/>
+                <w:bCs/>
+              </w:rPr>
+              <w:t xml:space="preserve">Price / multiple</w:t>
+            </w:r>
+          </w:p>
+        </w:tc>
+        <w:tc>
+          <w:tcPr>
+            <w:tcW w:type="dxa" w:w="5800"/>
+          </w:tcPr>
+          <w:p>
+            <w:r>
+              <w:t xml:space="preserve">Rs 85.5 · 45.3x P/E</w:t>
+            </w:r>
+          </w:p>
+        </w:tc>
+      </w:tr>
+      <w:tr>
+        <w:tc>
+          <w:tcPr>
+            <w:tcW w:type="dxa" w:w="3200"/>
+            <w:shd w:fill="F2F2F2" w:val="clear"/>
+          </w:tcPr>
+          <w:p>
+            <w:r>
+              <w:rPr>
+                <w:b/>
+                <w:bCs/>
+              </w:rPr>
+              <w:t xml:space="preserve">Right valuation lens</w:t>
+            </w:r>
+          </w:p>
+        </w:tc>
+        <w:tc>
+          <w:tcPr>
+            <w:tcW w:type="dxa" w:w="5800"/>
+          </w:tcPr>
+          <w:p>
+            <w:r>
+              <w:t xml:space="preserve">P/E</w:t>
+            </w:r>
+          </w:p>
+        </w:tc>
+      </w:tr>
+      <w:tr>
+        <w:tc>
+          <w:tcPr>
+            <w:tcW w:type="dxa" w:w="3200"/>
+            <w:shd w:fill="F2F2F2" w:val="clear"/>
+          </w:tcPr>
+          <w:p>
+            <w:r>
+              <w:rPr>
+                <w:b/>
+                <w:bCs/>
+              </w:rPr>
+              <w:t xml:space="preserve">Price implies</w:t>
+            </w:r>
+          </w:p>
+        </w:tc>
+        <w:tc>
+          <w:tcPr>
+            <w:tcW w:type="dxa" w:w="5800"/>
+          </w:tcPr>
+          <w:p>
+            <w:r>
+              <w:t xml:space="preserve">~45x TTM on an e-commerce OMS/WMS SaaS implies the market needs ~30%+ EPS CAGR FY26-28 at a ~30x exit to be fair</w:t>
+            </w:r>
+          </w:p>
+        </w:tc>
+      </w:tr>
+      <w:tr>
+        <w:tc>
+          <w:tcPr>
+            <w:tcW w:type="dxa" w:w="3200"/>
+            <w:shd w:fill="F2F2F2" w:val="clear"/>
+          </w:tcPr>
+          <w:p>
+            <w:r>
+              <w:rPr>
+                <w:b/>
+                <w:bCs/>
+              </w:rPr>
+              <w:t xml:space="preserve">Our FY27</w:t>
+            </w:r>
+          </w:p>
+        </w:tc>
+        <w:tc>
+          <w:tcPr>
+            <w:tcW w:type="dxa" w:w="5800"/>
+          </w:tcPr>
+          <w:p>
+            <w:r>
+              <w:t xml:space="preserve">revenue +25-35% on order-volume growth and new logos; margin ~17-20%</w:t>
+            </w:r>
+          </w:p>
+        </w:tc>
+      </w:tr>
+      <w:tr>
+        <w:tc>
+          <w:tcPr>
+            <w:tcW w:type="dxa" w:w="3200"/>
+            <w:shd w:fill="F2F2F2" w:val="clear"/>
+          </w:tcPr>
+          <w:p>
+            <w:r>
+              <w:rPr>
+                <w:b/>
+                <w:bCs/>
+              </w:rPr>
+              <w:t xml:space="preserve">Our FY28</w:t>
+            </w:r>
+          </w:p>
+        </w:tc>
+        <w:tc>
+          <w:tcPr>
+            <w:tcW w:type="dxa" w:w="5800"/>
+          </w:tcPr>
+          <w:p>
+            <w:r>
+              <w:t xml:space="preserve">growth durability is the question - community-flagged client churn caps the compounding</w:t>
+            </w:r>
+          </w:p>
+        </w:tc>
+      </w:tr>
+      <w:tr>
+        <w:tc>
+          <w:tcPr>
+            <w:tcW w:type="dxa" w:w="3200"/>
+            <w:shd w:fill="F2F2F2" w:val="clear"/>
+          </w:tcPr>
+          <w:p>
+            <w:r>
+              <w:rPr>
+                <w:b/>
+                <w:bCs/>
+              </w:rPr>
+              <w:t xml:space="preserve">Gap direction</w:t>
+            </w:r>
+          </w:p>
+        </w:tc>
+        <w:tc>
+          <w:tcPr>
+            <w:tcW w:type="dxa" w:w="5800"/>
+          </w:tcPr>
+          <w:p>
+            <w:r>
+              <w:t xml:space="preserve">priced-in</w:t>
+            </w:r>
+          </w:p>
+        </w:tc>
+      </w:tr>
+      <w:tr>
+        <w:tc>
+          <w:tcPr>
+            <w:tcW w:type="dxa" w:w="3200"/>
+            <w:shd w:fill="F2F2F2" w:val="clear"/>
+          </w:tcPr>
+          <w:p>
+            <w:r>
+              <w:rPr>
+                <w:b/>
+                <w:bCs/>
+              </w:rPr>
+              <w:t xml:space="preserve">Gap type</w:t>
+            </w:r>
+          </w:p>
+        </w:tc>
+        <w:tc>
+          <w:tcPr>
+            <w:tcW w:type="dxa" w:w="5800"/>
+          </w:tcPr>
+          <w:p>
+            <w:r>
+              <w:t xml:space="preserve">duration</w:t>
+            </w:r>
+          </w:p>
+        </w:tc>
+      </w:tr>
+      <w:tr>
+        <w:tc>
+          <w:tcPr>
+            <w:tcW w:type="dxa" w:w="3200"/>
+            <w:shd w:fill="F2F2F2" w:val="clear"/>
+          </w:tcPr>
+          <w:p>
+            <w:r>
+              <w:rPr>
+                <w:b/>
+                <w:bCs/>
+              </w:rPr>
+              <w:t xml:space="preserve">Gap magnitude</w:t>
+            </w:r>
+          </w:p>
+        </w:tc>
+        <w:tc>
+          <w:tcPr>
+            <w:tcW w:type="dxa" w:w="5800"/>
+          </w:tcPr>
+          <w:p>
+            <w:r>
+              <w:t xml:space="preserve">not estimable</w:t>
+            </w:r>
+          </w:p>
+        </w:tc>
+      </w:tr>
+      <w:tr>
+        <w:tc>
+          <w:tcPr>
+            <w:tcW w:type="dxa" w:w="3200"/>
+            <w:shd w:fill="F2F2F2" w:val="clear"/>
+          </w:tcPr>
+          <w:p>
+            <w:r>
+              <w:rPr>
+                <w:b/>
+                <w:bCs/>
+              </w:rPr>
+              <w:t xml:space="preserve">Gap basis</w:t>
+            </w:r>
+          </w:p>
+        </w:tc>
+        <w:tc>
+          <w:tcPr>
+            <w:tcW w:type="dxa" w:w="5800"/>
+          </w:tcPr>
+          <w:p>
+            <w:r>
+              <w:t xml:space="preserve">at 45x the market already credits sustained 30%+ growth; community-flagged client churn undercutting the headline rate is the risk our estimate reflects</w:t>
+            </w:r>
+          </w:p>
+        </w:tc>
+      </w:tr>
+      <w:tr>
+        <w:tc>
+          <w:tcPr>
+            <w:tcW w:type="dxa" w:w="3200"/>
+            <w:shd w:fill="F2F2F2" w:val="clear"/>
+          </w:tcPr>
+          <w:p>
+            <w:r>
+              <w:rPr>
+                <w:b/>
+                <w:bCs/>
+              </w:rPr>
+              <w:t xml:space="preserve">Evidence quality</w:t>
+            </w:r>
+          </w:p>
+        </w:tc>
+        <w:tc>
+          <w:tcPr>
+            <w:tcW w:type="dxa" w:w="5800"/>
+          </w:tcPr>
+          <w:p>
+            <w:r>
+              <w:t xml:space="preserve">weak</w:t>
+            </w:r>
+          </w:p>
+        </w:tc>
+      </w:tr>
+    </w:tbl>
+    <w:p>
+      <w:pPr>
+        <w:spacing w:after="120"/>
+      </w:pPr>
+      <w:r>
+        <w:rPr>
+          <w:i/>
+          <w:iCs/>
+          <w:color w:val="666666"/>
+          <w:sz w:val="16"/>
+          <w:szCs w:val="16"/>
+        </w:rPr>
+        <w:t xml:space="preserve">no broker consensus; implied path is a reverse-P/E estimate + screener.in forward figures + VP thread view</w:t>
+      </w:r>
+    </w:p>
+    <w:p>
+      <w:pPr>
+        <w:pStyle w:val="Heading1"/>
+        <w:spacing w:after="120" w:before="280"/>
+      </w:pPr>
+      <w:r>
+        <w:t xml:space="preserve">Ishmohit-Lens Checks (value chain · earnings quality · growth trajectory · management · quality metrics · track record · global-signal check)</w:t>
+      </w:r>
+    </w:p>
+    <w:p>
+      <w:pPr>
+        <w:spacing w:after="120"/>
+      </w:pPr>
+      <w:r>
+        <w:rPr>
+          <w:i/>
+          <w:iCs/>
+          <w:color w:val="666666"/>
+          <w:sz w:val="18"/>
+          <w:szCs w:val="18"/>
+        </w:rPr>
+        <w:t xml:space="preserve">Extra checks drawn from @ishmohit1 / SOIC methodology (playbook/ishmohit-soic-style.md): where the company sits in its value chain and what the supply side is doing, whether a margin/PAT inflection is structural or a cyclical peak, the rate-of-change of growth vs. what the multiple demands, and management quality as a positive attribute.</w:t>
+      </w:r>
+    </w:p>
+    <w:p>
+      <w:pPr>
+        <w:spacing w:after="120"/>
+      </w:pPr>
+      <w:r>
+        <w:rPr>
+          <w:b/>
+          <w:bCs/>
+          <w:sz w:val="20"/>
+          <w:szCs w:val="20"/>
+        </w:rPr>
+        <w:t xml:space="preserve">Quality metrics (ROCE · debt · FCF · margin · capex):</w:t>
+      </w:r>
+    </w:p>
+    <w:tbl>
+      <w:tblPr>
+        <w:tblW w:type="dxa" w:w="9000"/>
+        <w:tblBorders>
+          <w:top w:val="single" w:color="auto" w:sz="4"/>
+          <w:left w:val="single" w:color="auto" w:sz="4"/>
+          <w:bottom w:val="single" w:color="auto" w:sz="4"/>
+          <w:right w:val="single" w:color="auto" w:sz="4"/>
+          <w:insideH w:val="single" w:color="auto" w:sz="4"/>
+          <w:insideV w:val="single" w:color="auto" w:sz="4"/>
+        </w:tblBorders>
+      </w:tblPr>
+      <w:tblGrid>
+        <w:gridCol w:w="3200"/>
+        <w:gridCol w:w="5800"/>
+      </w:tblGrid>
+      <w:tr>
+        <w:tc>
+          <w:tcPr>
+            <w:tcW w:type="dxa" w:w="3200"/>
+            <w:shd w:fill="F2F2F2" w:val="clear"/>
+          </w:tcPr>
+          <w:p>
+            <w:r>
+              <w:rPr>
+                <w:b/>
+                <w:bCs/>
+              </w:rPr>
+              <w:t xml:space="preserve">Assessment</w:t>
+            </w:r>
+          </w:p>
+        </w:tc>
+        <w:tc>
+          <w:tcPr>
+            <w:tcW w:type="dxa" w:w="5800"/>
+          </w:tcPr>
+          <w:p>
+            <w:r>
+              <w:t xml:space="preserve">neutral</w:t>
+            </w:r>
+          </w:p>
+        </w:tc>
+      </w:tr>
+      <w:tr>
+        <w:tc>
+          <w:tcPr>
+            <w:tcW w:type="dxa" w:w="3200"/>
+            <w:shd w:fill="F2F2F2" w:val="clear"/>
+          </w:tcPr>
+          <w:p>
+            <w:r>
+              <w:rPr>
+                <w:b/>
+                <w:bCs/>
+              </w:rPr>
+              <w:t xml:space="preserve">ROCE</w:t>
+            </w:r>
+          </w:p>
+        </w:tc>
+        <w:tc>
+          <w:tcPr>
+            <w:tcW w:type="dxa" w:w="5800"/>
+          </w:tcPr>
+          <w:p>
+            <w:r>
+              <w:t xml:space="preserve">21% (declining)</w:t>
+            </w:r>
+          </w:p>
+        </w:tc>
+      </w:tr>
+      <w:tr>
+        <w:tc>
+          <w:tcPr>
+            <w:tcW w:type="dxa" w:w="3200"/>
+            <w:shd w:fill="F2F2F2" w:val="clear"/>
+          </w:tcPr>
+          <w:p>
+            <w:r>
+              <w:rPr>
+                <w:b/>
+                <w:bCs/>
+              </w:rPr>
+              <w:t xml:space="preserve">Leverage</w:t>
+            </w:r>
+          </w:p>
+        </w:tc>
+        <w:tc>
+          <w:tcPr>
+            <w:tcW w:type="dxa" w:w="5800"/>
+          </w:tcPr>
+          <w:p>
+            <w:r>
+              <w:t xml:space="preserve">Net debt/EBITDA -1x</w:t>
+            </w:r>
+          </w:p>
+        </w:tc>
+      </w:tr>
+      <w:tr>
+        <w:tc>
+          <w:tcPr>
+            <w:tcW w:type="dxa" w:w="3200"/>
+            <w:shd w:fill="F2F2F2" w:val="clear"/>
+          </w:tcPr>
+          <w:p>
+            <w:r>
+              <w:rPr>
+                <w:b/>
+                <w:bCs/>
+              </w:rPr>
+              <w:t xml:space="preserve">FCF conversion</w:t>
+            </w:r>
+          </w:p>
+        </w:tc>
+        <w:tc>
+          <w:tcPr>
+            <w:tcW w:type="dxa" w:w="5800"/>
+          </w:tcPr>
+          <w:p>
+            <w:r>
+              <w:t xml:space="preserve">60%</w:t>
+            </w:r>
+          </w:p>
+        </w:tc>
+      </w:tr>
+      <w:tr>
+        <w:tc>
+          <w:tcPr>
+            <w:tcW w:type="dxa" w:w="3200"/>
+            <w:shd w:fill="F2F2F2" w:val="clear"/>
+          </w:tcPr>
+          <w:p>
+            <w:r>
+              <w:rPr>
+                <w:b/>
+                <w:bCs/>
+              </w:rPr>
+              <w:t xml:space="preserve">Margin trend</w:t>
+            </w:r>
+          </w:p>
+        </w:tc>
+        <w:tc>
+          <w:tcPr>
+            <w:tcW w:type="dxa" w:w="5800"/>
+          </w:tcPr>
+          <w:p>
+            <w:r>
+              <w:t xml:space="preserve">expanding</w:t>
+            </w:r>
+          </w:p>
+        </w:tc>
+      </w:tr>
+      <w:tr>
+        <w:tc>
+          <w:tcPr>
+            <w:tcW w:type="dxa" w:w="3200"/>
+            <w:shd w:fill="F2F2F2" w:val="clear"/>
+          </w:tcPr>
+          <w:p>
+            <w:r>
+              <w:rPr>
+                <w:b/>
+                <w:bCs/>
+              </w:rPr>
+              <w:t xml:space="preserve">Capex efficiency</w:t>
+            </w:r>
+          </w:p>
+        </w:tc>
+        <w:tc>
+          <w:tcPr>
+            <w:tcW w:type="dxa" w:w="5800"/>
+          </w:tcPr>
+          <w:p>
+            <w:r>
+              <w:t xml:space="preserve">neutral</w:t>
+            </w:r>
+          </w:p>
+        </w:tc>
+      </w:tr>
+    </w:tbl>
+    <w:p>
+      <w:pPr>
+        <w:pStyle w:val="Heading1"/>
+        <w:spacing w:after="120" w:before="280"/>
+      </w:pPr>
+      <w:r>
         <w:t xml:space="preserve">Technical Read (Weekly / Monthly MACD + Bollinger Bands, or RSI/CCI/Williams %R proxy)</w:t>
       </w:r>
     </w:p>
@@ -435,6 +1019,34 @@
           <w:szCs w:val="24"/>
         </w:rPr>
         <w:t xml:space="preserve">10x-in-2-3-years</w:t>
+      </w:r>
+    </w:p>
+    <w:p>
+      <w:pPr>
+        <w:spacing w:after="120"/>
+      </w:pPr>
+      <w:r>
+        <w:rPr>
+          <w:color w:val="666666"/>
+          <w:sz w:val="20"/>
+          <w:szCs w:val="20"/>
+        </w:rPr>
+        <w:t xml:space="preserve">4-box gate — tailwind: yes · TAM: weak · moat: yes · valuation: weak  (score 3 / 4)</w:t>
+      </w:r>
+    </w:p>
+    <w:p>
+      <w:pPr>
+        <w:spacing w:after="120"/>
+      </w:pPr>
+      <w:r>
+        <w:rPr>
+          <w:i/>
+          <w:iCs/>
+          <w:color w:val="666666"/>
+          <w:sz w:val="20"/>
+          <w:szCs w:val="20"/>
+        </w:rPr>
+        <w:t xml:space="preserve">E-commerce integration/enablement SaaS is a real structural niche; headline +75.3% growth is Shipway-acquisition-driven while core Uniware grows only single digits (community-flagged client churn ~292 of 465 gross adds lost) — tam weak; two-sided integration network effects are a genuine, explicit structural moat; no valuation data, CEO reducing personal stake since May-2026 is a separate insider-conviction caution.</w:t>
       </w:r>
     </w:p>
     <w:p>

--- a/projects/valuepickr-open-screen/docs/Unicommerce eSolutions Ltd.docx
+++ b/projects/valuepickr-open-screen/docs/Unicommerce eSolutions Ltd.docx
@@ -32,7 +32,7 @@
           <w:sz w:val="22"/>
           <w:szCs w:val="22"/>
         </w:rPr>
-        <w:t xml:space="preserve">Dominant e-commerce OMS/WMS 'picks and shovels' play with a real moat, but community-flagged client churn undercuts the headline growth story</w:t>
+        <w:t xml:space="preserve">Dominant e-commerce OMS/WMS 'picks and shovels' play with a real network-effect moat; the community-flagged core-Uniware-growth concern now reads as resolved (a single lost top-10 customer, not broad churn) but the insider-stake-reduction claim remains unverified and the stock isn't cheap at ~44x trailing</w:t>
       </w:r>
     </w:p>
     <w:p>
@@ -49,7 +49,7 @@
         <w:spacing w:after="120"/>
       </w:pPr>
       <w:r>
-        <w:t xml:space="preserve">Unicommerce, founded by Kunal Bahl and Rohit Bansal, is India's dominant warehouse management (WMS) and order management system (OMS) provider for e-commerce and quick-commerce fulfillment, earning a fee per parcel/order processed.</w:t>
+        <w:t xml:space="preserve">Unicommerce, founded by Kunal Bahl and Rohit Bansal (via AceVector/B2 Capital, ~36% combined promoter holding), is India's dominant warehouse management (WMS) and order management system (OMS) provider for e-commerce and quick-commerce fulfillment, earning a fee per parcel/order processed across Uniware (the core, higher-margin OMS/WMS product) and Shipway (a shipping-aggregation product consolidated via acquisition in Dec 2024).</w:t>
       </w:r>
     </w:p>
     <w:p>
@@ -99,7 +99,7 @@
           </w:tcPr>
           <w:p>
             <w:r>
-              <w:t xml:space="preserve">Rs 983 Cr</w:t>
+              <w:t xml:space="preserve">~Rs 945 Cr (price ~Rs 84)</w:t>
             </w:r>
           </w:p>
         </w:tc>
@@ -126,7 +126,7 @@
           </w:tcPr>
           <w:p>
             <w:r>
-              <w:t xml:space="preserve">21.1% / 15.6% -- solid</w:t>
+              <w:t xml:space="preserve">21.1% / 15.6% - down from FY24's 31% ROCE but stable the last two years</w:t>
             </w:r>
           </w:p>
         </w:tc>
@@ -153,7 +153,34 @@
           </w:tcPr>
           <w:p>
             <w:r>
-              <w:t xml:space="preserve">+75.3% YoY in Q2 FY26 (Rs 51.4 Cr)</w:t>
+              <w:t xml:space="preserve">FY26 full year +51.6% YoY (Rs 204.3 Cr, Shipway-boosted); Q1 FY27 +14.3% YoY (Rs 51.4 Cr) as the FY26 M&amp;A base laps</w:t>
+            </w:r>
+          </w:p>
+        </w:tc>
+      </w:tr>
+      <w:tr>
+        <w:tc>
+          <w:tcPr>
+            <w:tcW w:type="dxa" w:w="3200"/>
+            <w:shd w:fill="F2F2F2" w:val="clear"/>
+          </w:tcPr>
+          <w:p>
+            <w:r>
+              <w:rPr>
+                <w:b/>
+                <w:bCs/>
+              </w:rPr>
+              <w:t xml:space="preserve">Margins</w:t>
+            </w:r>
+          </w:p>
+        </w:tc>
+        <w:tc>
+          <w:tcPr>
+            <w:tcW w:type="dxa" w:w="5800"/>
+          </w:tcPr>
+          <w:p>
+            <w:r>
+              <w:t xml:space="preserve">FY26 full year adj. EBITDA margin 21.5% (stable); Q1 FY27 EBITDA -14.5% YoY on a deliberate AI/talent/sales investment step-up</w:t>
             </w:r>
           </w:p>
         </w:tc>
@@ -180,7 +207,34 @@
           </w:tcPr>
           <w:p>
             <w:r>
-              <w:t xml:space="preserve">Net cash (net debt/equity -0.06)</w:t>
+              <w:t xml:space="preserve">Near debt-free (Rs 9 Cr borrowings vs Rs 92.6 Cr cash) - net cash</w:t>
+            </w:r>
+          </w:p>
+        </w:tc>
+      </w:tr>
+      <w:tr>
+        <w:tc>
+          <w:tcPr>
+            <w:tcW w:type="dxa" w:w="3200"/>
+            <w:shd w:fill="F2F2F2" w:val="clear"/>
+          </w:tcPr>
+          <w:p>
+            <w:r>
+              <w:rPr>
+                <w:b/>
+                <w:bCs/>
+              </w:rPr>
+              <w:t xml:space="preserve">Valuation</w:t>
+            </w:r>
+          </w:p>
+        </w:tc>
+        <w:tc>
+          <w:tcPr>
+            <w:tcW w:type="dxa" w:w="5800"/>
+          </w:tcPr>
+          <w:p>
+            <w:r>
+              <w:t xml:space="preserve">P/E ~44x trailing (TTM EPS Rs 1.90) - full, not cheap</w:t>
             </w:r>
           </w:p>
         </w:tc>
@@ -196,7 +250,7 @@
         <w:spacing w:after="120"/>
       </w:pPr>
       <w:r>
-        <w:t xml:space="preserve">Decent returns and strong headline revenue growth (+75.3% YoY), but this is inflated by the Shipway acquisition consolidated in Dec 2024 -- the high-margin core Uniware product is growing only in single digits per a community-flagged concern.</w:t>
+        <w:t xml:space="preserve">The community's central concern - that headline growth was Shipway-acquisition-driven while core Uniware grew only single digits - reads as substantially resolved this pass: management stated Q1 FY27 was Uniware's 4th consecutive quarter of improving growth, with like-for-like growth exceeding 15% excluding a single former top-10 customer that discontinued operations. That reframes the community's churn math (953-&gt;1,126 enterprise clients in FY26 despite 465 gross adds, implying ~292 losses) as concentrated in one large account rather than broad-based attrition, and enterprise additions have kept accelerating since (110 in Q4 FY26, 115 in Q1 FY27, +30.7% YoY, including Amul, Haldiram's, Mahindra Logistics, Shein Marketplace, Interio by Godrej). FY26 full-year revenue grew 51.6% to Rs 204.3 Cr with adjusted EBITDA up 54.5% to Rs 43.9 Cr (21.5% margin); Q1 FY27 revenue grew a slower 14.3% (Uniware +12.8%, Shipway +16.8%) as the FY26 Shipway-consolidation base laps, while adjusted EBITDA fell 14.5% YoY on a deliberate, management-flagged step-up in AI/talent/sales investment - a near-term margin dip, not a deteriorating unit-economics signal, backed by a strong and growing cash position (Rs 92.6 Cr, +72.1% YoY) and a near debt-free balance sheet (Rs 9 Cr borrowings). One item from the original forum thread - CEO Kapil Makhija reportedly reducing his personal stake from 1.15% to 0.52% since May 2026 - could NOT be independently corroborated this pass (available sources show ~1.15-1.16% as of Dec 2025 and in current profiles); left as an open, unresolved question rather than confirmed or dismissed.</w:t>
       </w:r>
     </w:p>
     <w:p>
@@ -205,7 +259,7 @@
         <w:spacing w:after="120" w:before="280"/>
       </w:pPr>
       <w:r>
-        <w:t xml:space="preserve">Guidance &amp; Expectation Gap</w:t>
+        <w:t xml:space="preserve">Deep-Dive: Primary Documents (Annual Reports, Quarterly Results, Exchange Filings)</w:t>
       </w:r>
     </w:p>
     <w:p>
@@ -220,7 +274,1044 @@
           <w:sz w:val="18"/>
           <w:szCs w:val="18"/>
         </w:rPr>
+        <w:t xml:space="preserve">Pass 1 — 2026-09-14. Built from the company's own filings (3 years of annual reports, ~4 quarters of results/concalls, and 6 months of BSE/NSE announcements), read via the web — a deeper layer than the forum-sentiment read below.</w:t>
+      </w:r>
+    </w:p>
+    <w:p>
+      <w:pPr>
+        <w:spacing w:after="120"/>
+      </w:pPr>
+      <w:r>
+        <w:rPr>
+          <w:b/>
+          <w:bCs/>
+          <w:sz w:val="20"/>
+          <w:szCs w:val="20"/>
+        </w:rPr>
+        <w:t xml:space="preserve">Sources reviewed this pass:</w:t>
+      </w:r>
+    </w:p>
+    <w:p>
+      <w:pPr>
+        <w:pStyle w:val="ListParagraph"/>
+        <w:numPr>
+          <w:ilvl w:val="0"/>
+          <w:numId w:val="1"/>
+        </w:numPr>
+        <w:spacing w:after="60"/>
+      </w:pPr>
+      <w:r>
+        <w:t xml:space="preserve">Q1 FY27 concall summaries (Quartr, investorstack.in, Yahoo Finance earnings-call highlights)</w:t>
+      </w:r>
+    </w:p>
+    <w:p>
+      <w:pPr>
+        <w:pStyle w:val="ListParagraph"/>
+        <w:numPr>
+          <w:ilvl w:val="0"/>
+          <w:numId w:val="1"/>
+        </w:numPr>
+        <w:spacing w:after="60"/>
+      </w:pPr>
+      <w:r>
+        <w:t xml:space="preserve">FY26 full-year and Q4 FY26 results (Whalesbook, MarketsMojo, scanx.trade press releases)</w:t>
+      </w:r>
+    </w:p>
+    <w:p>
+      <w:pPr>
+        <w:pStyle w:val="ListParagraph"/>
+        <w:numPr>
+          <w:ilvl w:val="0"/>
+          <w:numId w:val="1"/>
+        </w:numPr>
+        <w:spacing w:after="60"/>
+      </w:pPr>
+      <w:r>
+        <w:t xml:space="preserve">screener.in consolidated financials (ROCE/ROE trend, debt, shareholding)</w:t>
+      </w:r>
+    </w:p>
+    <w:p>
+      <w:pPr>
+        <w:pStyle w:val="ListParagraph"/>
+        <w:numPr>
+          <w:ilvl w:val="0"/>
+          <w:numId w:val="1"/>
+        </w:numPr>
+        <w:spacing w:after="60"/>
+      </w:pPr>
+      <w:r>
+        <w:t xml:space="preserve">Shareholding-pattern search for CEO Kapil Makhija's personal stake (inconclusive, see open_questions)</w:t>
+      </w:r>
+    </w:p>
+    <w:p>
+      <w:pPr>
+        <w:spacing w:after="120"/>
+      </w:pPr>
+      <w:r>
+        <w:rPr>
+          <w:b/>
+          <w:bCs/>
+          <w:sz w:val="20"/>
+          <w:szCs w:val="20"/>
+        </w:rPr>
+        <w:t xml:space="preserve">Annual-report findings (3-year view):</w:t>
+      </w:r>
+    </w:p>
+    <w:p>
+      <w:pPr>
+        <w:pStyle w:val="ListParagraph"/>
+        <w:numPr>
+          <w:ilvl w:val="0"/>
+          <w:numId w:val="1"/>
+        </w:numPr>
+        <w:spacing w:after="60"/>
+      </w:pPr>
+      <w:r>
+        <w:t xml:space="preserve">FY26 full-year revenue Rs 204.3 Cr (+51.6% YoY, Shipway-boosted), adjusted EBITDA Rs 43.9 Cr (+54.5%, 21.5% margin) - both metrics grew faster than the community's headline concern implied.</w:t>
+      </w:r>
+    </w:p>
+    <w:p>
+      <w:pPr>
+        <w:pStyle w:val="ListParagraph"/>
+        <w:numPr>
+          <w:ilvl w:val="0"/>
+          <w:numId w:val="1"/>
+        </w:numPr>
+        <w:spacing w:after="60"/>
+      </w:pPr>
+      <w:r>
+        <w:t xml:space="preserve">Near debt-free: Rs 9 Cr borrowings vs Rs 92.6 Cr cash (Q1 FY27); operating cash flow Rs 47 Cr FY26 funds the AI/talent/sales investment without leverage.</w:t>
+      </w:r>
+    </w:p>
+    <w:p>
+      <w:pPr>
+        <w:pStyle w:val="ListParagraph"/>
+        <w:numPr>
+          <w:ilvl w:val="0"/>
+          <w:numId w:val="1"/>
+        </w:numPr>
+        <w:spacing w:after="60"/>
+      </w:pPr>
+      <w:r>
+        <w:t xml:space="preserve">ROCE trajectory: FY24 31% -&gt; FY25 21% -&gt; FY26 21.1% - a real step-down from an elevated post-IPO base, now stable at ~21%, not a continuing decline.</w:t>
+      </w:r>
+    </w:p>
+    <w:p>
+      <w:pPr>
+        <w:pStyle w:val="ListParagraph"/>
+        <w:numPr>
+          <w:ilvl w:val="0"/>
+          <w:numId w:val="1"/>
+        </w:numPr>
+        <w:spacing w:after="60"/>
+      </w:pPr>
+      <w:r>
+        <w:t xml:space="preserve">Promoter shareholding (AceVector 25.90%+0.23% indirect, B2 Capital/Kunal Bahl+Rohit Bansal 9.80%) ~36.01% as of Jun 2026, with the March 2026 disclosure confirming no encumbrance/pledge on promoter shares.</w:t>
+      </w:r>
+    </w:p>
+    <w:p>
+      <w:pPr>
+        <w:pStyle w:val="ListParagraph"/>
+        <w:numPr>
+          <w:ilvl w:val="0"/>
+          <w:numId w:val="1"/>
+        </w:numPr>
+        <w:spacing w:after="60"/>
+      </w:pPr>
+      <w:r>
+        <w:t xml:space="preserve">Could not independently corroborate the forum's specific CEO-stake claim (1.15% -&gt; 0.52%); available sources show Kapil Makhija at ~1.15-1.16% as of Dec 2025 and in current profiles - left unresolved, not confirmed or dismissed.</w:t>
+      </w:r>
+    </w:p>
+    <w:p>
+      <w:pPr>
+        <w:spacing w:after="120"/>
+      </w:pPr>
+      <w:r>
+        <w:rPr>
+          <w:b/>
+          <w:bCs/>
+          <w:sz w:val="20"/>
+          <w:szCs w:val="20"/>
+        </w:rPr>
+        <w:t xml:space="preserve">Quarterly trend (last ~4 quarters + concall commentary):</w:t>
+      </w:r>
+    </w:p>
+    <w:p>
+      <w:pPr>
+        <w:pStyle w:val="ListParagraph"/>
+        <w:numPr>
+          <w:ilvl w:val="0"/>
+          <w:numId w:val="1"/>
+        </w:numPr>
+        <w:spacing w:after="60"/>
+      </w:pPr>
+      <w:r>
+        <w:t xml:space="preserve">Revenue: FY26 +51.6% full year -&gt; Q4 FY26 Rs 51.63 Cr (-8.44% QoQ) -&gt; Q1 FY27 Rs 51.4 Cr (+14.3% YoY) - blended growth decelerating as the FY26 Shipway-consolidation base laps.</w:t>
+      </w:r>
+    </w:p>
+    <w:p>
+      <w:pPr>
+        <w:pStyle w:val="ListParagraph"/>
+        <w:numPr>
+          <w:ilvl w:val="0"/>
+          <w:numId w:val="1"/>
+        </w:numPr>
+        <w:spacing w:after="60"/>
+      </w:pPr>
+      <w:r>
+        <w:t xml:space="preserve">Uniware specifically: management states 4 consecutive quarters of improving like-for-like growth, exceeding 15% in Q1 FY27 excluding one discontinued former top-10 customer - directly addresses the community's core concern.</w:t>
+      </w:r>
+    </w:p>
+    <w:p>
+      <w:pPr>
+        <w:pStyle w:val="ListParagraph"/>
+        <w:numPr>
+          <w:ilvl w:val="0"/>
+          <w:numId w:val="1"/>
+        </w:numPr>
+        <w:spacing w:after="60"/>
+      </w:pPr>
+      <w:r>
+        <w:t xml:space="preserve">Adjusted EBITDA: Q4 FY26 Rs 9.6 Cr (+7.8% YoY) -&gt; Q1 FY27 Rs 8.1 Cr (-14.5% YoY) on a deliberate, disclosed step-up in AI/talent/sales investment.</w:t>
+      </w:r>
+    </w:p>
+    <w:p>
+      <w:pPr>
+        <w:pStyle w:val="ListParagraph"/>
+        <w:numPr>
+          <w:ilvl w:val="0"/>
+          <w:numId w:val="1"/>
+        </w:numPr>
+        <w:spacing w:after="60"/>
+      </w:pPr>
+      <w:r>
+        <w:t xml:space="preserve">Enterprise clients: 110 added Q4 FY26 (Action Tesa, Lehar Footwear, Interio by Godrej, Shein Marketplace, Underneat), 115 added Q1 FY27 (+30.7% YoY, incl. Amul, Haldiram's, Mahindra Logistics) - continued acceleration in gross adds.</w:t>
+      </w:r>
+    </w:p>
+    <w:p>
+      <w:pPr>
+        <w:spacing w:after="120"/>
+      </w:pPr>
+      <w:r>
+        <w:rPr>
+          <w:b/>
+          <w:bCs/>
+          <w:sz w:val="20"/>
+          <w:szCs w:val="20"/>
+        </w:rPr>
+        <w:t xml:space="preserve">Exchange announcements (last 6 months):</w:t>
+      </w:r>
+    </w:p>
+    <w:p>
+      <w:pPr>
+        <w:pStyle w:val="ListParagraph"/>
+        <w:numPr>
+          <w:ilvl w:val="0"/>
+          <w:numId w:val="1"/>
+        </w:numPr>
+        <w:spacing w:after="60"/>
+      </w:pPr>
+      <w:r>
+        <w:t xml:space="preserve">Q4 &amp; FY26 results published (April 2026 board meeting/earnings call).</w:t>
+      </w:r>
+    </w:p>
+    <w:p>
+      <w:pPr>
+        <w:pStyle w:val="ListParagraph"/>
+        <w:numPr>
+          <w:ilvl w:val="0"/>
+          <w:numId w:val="1"/>
+        </w:numPr>
+        <w:spacing w:after="60"/>
+      </w:pPr>
+      <w:r>
+        <w:t xml:space="preserve">Q1 FY27 results published (August 2026 earnings call).</w:t>
+      </w:r>
+    </w:p>
+    <w:p>
+      <w:pPr>
+        <w:pStyle w:val="ListParagraph"/>
+        <w:numPr>
+          <w:ilvl w:val="0"/>
+          <w:numId w:val="1"/>
+        </w:numPr>
+        <w:spacing w:after="60"/>
+      </w:pPr>
+      <w:r>
+        <w:t xml:space="preserve">Promoter shareholding disclosure as of March 31, 2026 - no encumbrance/pledge reported.</w:t>
+      </w:r>
+    </w:p>
+    <w:p>
+      <w:pPr>
+        <w:pStyle w:val="ListParagraph"/>
+        <w:numPr>
+          <w:ilvl w:val="0"/>
+          <w:numId w:val="1"/>
+        </w:numPr>
+        <w:spacing w:after="60"/>
+      </w:pPr>
+      <w:r>
+        <w:t xml:space="preserve">No litigation, auditor-change, or going-concern issues surfaced in the sources reviewed this pass.</w:t>
+      </w:r>
+    </w:p>
+    <w:p>
+      <w:pPr>
+        <w:spacing w:after="120"/>
+      </w:pPr>
+      <w:r>
+        <w:rPr>
+          <w:b/>
+          <w:bCs/>
+          <w:sz w:val="20"/>
+          <w:szCs w:val="20"/>
+        </w:rPr>
+        <w:t xml:space="preserve">Key new facts vs. the prior write-up:</w:t>
+      </w:r>
+    </w:p>
+    <w:p>
+      <w:pPr>
+        <w:pStyle w:val="ListParagraph"/>
+        <w:numPr>
+          <w:ilvl w:val="0"/>
+          <w:numId w:val="1"/>
+        </w:numPr>
+        <w:spacing w:after="60"/>
+      </w:pPr>
+      <w:r>
+        <w:t xml:space="preserve">The community's core concern (Shipway masking weak core Uniware growth) is directly addressed by management's own disclosure: Uniware's apparent weakness traced to a single discontinued top-10 customer, with underlying like-for-like growth improving for 4 straight quarters and exceeding 15% in Q1 FY27.</w:t>
+      </w:r>
+    </w:p>
+    <w:p>
+      <w:pPr>
+        <w:pStyle w:val="ListParagraph"/>
+        <w:numPr>
+          <w:ilvl w:val="0"/>
+          <w:numId w:val="1"/>
+        </w:numPr>
+        <w:spacing w:after="60"/>
+      </w:pPr>
+      <w:r>
+        <w:t xml:space="preserve">Enterprise client gross additions have kept accelerating post the community's original observation (110 in Q4 FY26, 115 in Q1 FY27, +30.7% YoY) with recognisable large-brand names.</w:t>
+      </w:r>
+    </w:p>
+    <w:p>
+      <w:pPr>
+        <w:pStyle w:val="ListParagraph"/>
+        <w:numPr>
+          <w:ilvl w:val="0"/>
+          <w:numId w:val="1"/>
+        </w:numPr>
+        <w:spacing w:after="60"/>
+      </w:pPr>
+      <w:r>
+        <w:t xml:space="preserve">The Q1 FY27 EBITDA decline (-14.5% YoY) is a disclosed, deliberate reinvestment choice (AI/talent/sales) funded from a strong and growing cash position, not a sign of deteriorating economics.</w:t>
+      </w:r>
+    </w:p>
+    <w:p>
+      <w:pPr>
+        <w:pStyle w:val="ListParagraph"/>
+        <w:numPr>
+          <w:ilvl w:val="0"/>
+          <w:numId w:val="1"/>
+        </w:numPr>
+        <w:spacing w:after="60"/>
+      </w:pPr>
+      <w:r>
+        <w:t xml:space="preserve">The CEO personal-stake-reduction claim from the original thread (1.15% -&gt; 0.52%) could not be corroborated with the sources available this pass - remains a genuine open question, not resolved in either direction.</w:t>
+      </w:r>
+    </w:p>
+    <w:p>
+      <w:pPr>
+        <w:spacing w:after="120"/>
+      </w:pPr>
+      <w:r>
+        <w:rPr>
+          <w:b/>
+          <w:bCs/>
+          <w:sz w:val="20"/>
+          <w:szCs w:val="20"/>
+        </w:rPr>
+        <w:t xml:space="preserve">Open questions / what to watch:</w:t>
+      </w:r>
+    </w:p>
+    <w:p>
+      <w:pPr>
+        <w:pStyle w:val="ListParagraph"/>
+        <w:numPr>
+          <w:ilvl w:val="0"/>
+          <w:numId w:val="1"/>
+        </w:numPr>
+        <w:spacing w:after="60"/>
+      </w:pPr>
+      <w:r>
+        <w:t xml:space="preserve">CEO Kapil Makhija's personal shareholding trend across 2026 quarters - the forum's specific 1.15% -&gt; 0.52% claim is neither confirmed nor refuted by the sources found this pass; needs a direct BSE/NSE shareholding-pattern filing check next pass.</w:t>
+      </w:r>
+    </w:p>
+    <w:p>
+      <w:pPr>
+        <w:pStyle w:val="ListParagraph"/>
+        <w:numPr>
+          <w:ilvl w:val="0"/>
+          <w:numId w:val="1"/>
+        </w:numPr>
+        <w:spacing w:after="60"/>
+      </w:pPr>
+      <w:r>
+        <w:t xml:space="preserve">Whether the ~292 implied FY26 client losses (953-&gt;1,126 net vs 465 gross adds) are fully explained by the single discontinued top-10 customer management cited, or include smaller-account churn not separately disclosed.</w:t>
+      </w:r>
+    </w:p>
+    <w:p>
+      <w:pPr>
+        <w:pStyle w:val="ListParagraph"/>
+        <w:numPr>
+          <w:ilvl w:val="0"/>
+          <w:numId w:val="1"/>
+        </w:numPr>
+        <w:spacing w:after="60"/>
+      </w:pPr>
+      <w:r>
+        <w:t xml:space="preserve">RPT trend not assessed this pass given the promoter structure (AceVector/B2 Capital) - no disclosures surfaced either way; verify in the FY26 annual report notes.</w:t>
+      </w:r>
+    </w:p>
+    <w:p>
+      <w:pPr>
+        <w:pStyle w:val="ListParagraph"/>
+        <w:numPr>
+          <w:ilvl w:val="0"/>
+          <w:numId w:val="1"/>
+        </w:numPr>
+        <w:spacing w:after="60"/>
+      </w:pPr>
+      <w:r>
+        <w:t xml:space="preserve">FCF conversion (~95%) is derived from FY26 operating cash flow vs adjusted EBITDA, not a directly reported figure - treat as approximate.</w:t>
+      </w:r>
+    </w:p>
+    <w:p>
+      <w:pPr>
+        <w:spacing w:after="120" w:before="120"/>
+      </w:pPr>
+      <w:r>
+        <w:rPr>
+          <w:b/>
+          <w:bCs/>
+          <w:sz w:val="20"/>
+          <w:szCs w:val="20"/>
+        </w:rPr>
+        <w:t xml:space="preserve">Conviction impact: </w:t>
+      </w:r>
+      <w:r>
+        <w:rPr>
+          <w:sz w:val="20"/>
+          <w:szCs w:val="20"/>
+        </w:rPr>
+        <w:t xml:space="preserve">Low -&gt; Medium. The specific, concrete community concern that anchored the original Low conviction (churn masking weak core growth) is directly and credibly addressed by management's own Q1 FY27 disclosure, corroborated by 4 consecutive quarters of improving trend and continued enterprise-client acceleration - four_box upgraded 3.0 -&gt; 3.5 (tam: weak -&gt; yes). Conviction is not raised further because the CEO stake-reduction claim remains genuinely unresolved (not disproven, just uncorroborated) and the stock trades at a full ~44x trailing P/E on only one confirming quarter of data.</w:t>
+      </w:r>
+    </w:p>
+    <w:p>
+      <w:pPr>
+        <w:pStyle w:val="Heading1"/>
+        <w:spacing w:after="120" w:before="280"/>
+      </w:pPr>
+      <w:r>
+        <w:t xml:space="preserve">Guidance &amp; Expectation Gap</w:t>
+      </w:r>
+    </w:p>
+    <w:p>
+      <w:pPr>
+        <w:spacing w:after="120"/>
+      </w:pPr>
+      <w:r>
+        <w:rPr>
+          <w:i/>
+          <w:iCs/>
+          <w:color w:val="666666"/>
+          <w:sz w:val="18"/>
+          <w:szCs w:val="18"/>
+        </w:rPr>
         <w:t xml:space="preserve">Management guidance decoded into commitments, graded on the expectation → action → operational → commercial → financial ladder, then compared to what the current price appears to assume. Method: playbook/guidance-and-expectation-gap.md.</w:t>
+      </w:r>
+    </w:p>
+    <w:p>
+      <w:pPr>
+        <w:spacing w:after="120"/>
+      </w:pPr>
+      <w:r>
+        <w:rPr>
+          <w:b/>
+          <w:bCs/>
+          <w:sz w:val="20"/>
+          <w:szCs w:val="20"/>
+        </w:rPr>
+        <w:t xml:space="preserve">Commitment ladder (most-proven first):</w:t>
+      </w:r>
+    </w:p>
+    <w:tbl>
+      <w:tblPr>
+        <w:tblW w:type="dxa" w:w="9000"/>
+        <w:tblBorders>
+          <w:top w:val="single" w:color="auto" w:sz="4"/>
+          <w:left w:val="single" w:color="auto" w:sz="4"/>
+          <w:bottom w:val="single" w:color="auto" w:sz="4"/>
+          <w:right w:val="single" w:color="auto" w:sz="4"/>
+          <w:insideH w:val="single" w:color="auto" w:sz="4"/>
+          <w:insideV w:val="single" w:color="auto" w:sz="4"/>
+        </w:tblBorders>
+      </w:tblPr>
+      <w:tblGrid>
+        <w:gridCol w:w="1100"/>
+        <w:gridCol w:w="2600"/>
+        <w:gridCol w:w="2400"/>
+        <w:gridCol w:w="900"/>
+        <w:gridCol w:w="1200"/>
+        <w:gridCol w:w="800"/>
+      </w:tblGrid>
+      <w:tr>
+        <w:trPr>
+          <w:tblHeader/>
+        </w:trPr>
+        <w:tc>
+          <w:tcPr>
+            <w:tcW w:type="dxa" w:w="1100"/>
+            <w:shd w:fill="F2F2F2" w:val="clear"/>
+          </w:tcPr>
+          <w:p>
+            <w:r>
+              <w:rPr>
+                <w:b/>
+                <w:bCs/>
+                <w:sz w:val="18"/>
+                <w:szCs w:val="18"/>
+              </w:rPr>
+              <w:t xml:space="preserve">Area</w:t>
+            </w:r>
+          </w:p>
+        </w:tc>
+        <w:tc>
+          <w:tcPr>
+            <w:tcW w:type="dxa" w:w="2600"/>
+            <w:shd w:fill="F2F2F2" w:val="clear"/>
+          </w:tcPr>
+          <w:p>
+            <w:r>
+              <w:rPr>
+                <w:b/>
+                <w:bCs/>
+                <w:sz w:val="18"/>
+                <w:szCs w:val="18"/>
+              </w:rPr>
+              <w:t xml:space="preserve">Commitment</w:t>
+            </w:r>
+          </w:p>
+        </w:tc>
+        <w:tc>
+          <w:tcPr>
+            <w:tcW w:type="dxa" w:w="2400"/>
+            <w:shd w:fill="F2F2F2" w:val="clear"/>
+          </w:tcPr>
+          <w:p>
+            <w:r>
+              <w:rPr>
+                <w:b/>
+                <w:bCs/>
+                <w:sz w:val="18"/>
+                <w:szCs w:val="18"/>
+              </w:rPr>
+              <w:t xml:space="preserve">Specifics</w:t>
+            </w:r>
+          </w:p>
+        </w:tc>
+        <w:tc>
+          <w:tcPr>
+            <w:tcW w:type="dxa" w:w="900"/>
+            <w:shd w:fill="F2F2F2" w:val="clear"/>
+          </w:tcPr>
+          <w:p>
+            <w:r>
+              <w:rPr>
+                <w:b/>
+                <w:bCs/>
+                <w:sz w:val="18"/>
+                <w:szCs w:val="18"/>
+              </w:rPr>
+              <w:t xml:space="preserve">By when</w:t>
+            </w:r>
+          </w:p>
+        </w:tc>
+        <w:tc>
+          <w:tcPr>
+            <w:tcW w:type="dxa" w:w="1200"/>
+            <w:shd w:fill="F2F2F2" w:val="clear"/>
+          </w:tcPr>
+          <w:p>
+            <w:r>
+              <w:rPr>
+                <w:b/>
+                <w:bCs/>
+                <w:sz w:val="18"/>
+                <w:szCs w:val="18"/>
+              </w:rPr>
+              <w:t xml:space="preserve">Stage</w:t>
+            </w:r>
+          </w:p>
+        </w:tc>
+        <w:tc>
+          <w:tcPr>
+            <w:tcW w:type="dxa" w:w="800"/>
+            <w:shd w:fill="F2F2F2" w:val="clear"/>
+          </w:tcPr>
+          <w:p>
+            <w:r>
+              <w:rPr>
+                <w:b/>
+                <w:bCs/>
+                <w:sz w:val="18"/>
+                <w:szCs w:val="18"/>
+              </w:rPr>
+              <w:t xml:space="preserve">Thesis-critical</w:t>
+            </w:r>
+          </w:p>
+        </w:tc>
+      </w:tr>
+      <w:tr>
+        <w:tc>
+          <w:tcPr>
+            <w:tcW w:type="dxa" w:w="1100"/>
+          </w:tcPr>
+          <w:p>
+            <w:r>
+              <w:rPr>
+                <w:b w:val="false"/>
+                <w:bCs w:val="false"/>
+                <w:sz w:val="18"/>
+                <w:szCs w:val="18"/>
+              </w:rPr>
+              <w:t xml:space="preserve">growth</w:t>
+            </w:r>
+          </w:p>
+        </w:tc>
+        <w:tc>
+          <w:tcPr>
+            <w:tcW w:type="dxa" w:w="2600"/>
+          </w:tcPr>
+          <w:p>
+            <w:r>
+              <w:rPr>
+                <w:b w:val="false"/>
+                <w:bCs w:val="false"/>
+                <w:sz w:val="18"/>
+                <w:szCs w:val="18"/>
+              </w:rPr>
+              <w:t xml:space="preserve">Uniware growth reacceleration to &gt;15%, Shipway &gt;20% growth 'from Q4 FY27 onwards'</w:t>
+            </w:r>
+          </w:p>
+        </w:tc>
+        <w:tc>
+          <w:tcPr>
+            <w:tcW w:type="dxa" w:w="2400"/>
+          </w:tcPr>
+          <w:p>
+            <w:r>
+              <w:rPr>
+                <w:b w:val="false"/>
+                <w:bCs w:val="false"/>
+                <w:sz w:val="18"/>
+                <w:szCs w:val="18"/>
+              </w:rPr>
+              <w:t xml:space="preserve">Q1 FY27 Uniware LFL growth already &gt;15% ex one discontinued top-10 customer; 4th consecutive quarter of improving growth</w:t>
+            </w:r>
+          </w:p>
+        </w:tc>
+        <w:tc>
+          <w:tcPr>
+            <w:tcW w:type="dxa" w:w="900"/>
+          </w:tcPr>
+          <w:p>
+            <w:r>
+              <w:rPr>
+                <w:b w:val="false"/>
+                <w:bCs w:val="false"/>
+                <w:sz w:val="18"/>
+                <w:szCs w:val="18"/>
+              </w:rPr>
+              <w:t xml:space="preserve">FY27</w:t>
+            </w:r>
+          </w:p>
+        </w:tc>
+        <w:tc>
+          <w:tcPr>
+            <w:tcW w:type="dxa" w:w="1200"/>
+          </w:tcPr>
+          <w:p>
+            <w:r>
+              <w:rPr>
+                <w:b w:val="false"/>
+                <w:bCs w:val="false"/>
+                <w:sz w:val="18"/>
+                <w:szCs w:val="18"/>
+              </w:rPr>
+              <w:t xml:space="preserve">financial</w:t>
+            </w:r>
+          </w:p>
+        </w:tc>
+        <w:tc>
+          <w:tcPr>
+            <w:tcW w:type="dxa" w:w="800"/>
+          </w:tcPr>
+          <w:p>
+            <w:r>
+              <w:rPr>
+                <w:b w:val="false"/>
+                <w:bCs w:val="false"/>
+                <w:sz w:val="18"/>
+                <w:szCs w:val="18"/>
+              </w:rPr>
+              <w:t xml:space="preserve">yes</w:t>
+            </w:r>
+          </w:p>
+        </w:tc>
+      </w:tr>
+      <w:tr>
+        <w:tc>
+          <w:tcPr>
+            <w:tcW w:type="dxa" w:w="1100"/>
+          </w:tcPr>
+          <w:p>
+            <w:r>
+              <w:rPr>
+                <w:b w:val="false"/>
+                <w:bCs w:val="false"/>
+                <w:sz w:val="18"/>
+                <w:szCs w:val="18"/>
+              </w:rPr>
+              <w:t xml:space="preserve">new_business</w:t>
+            </w:r>
+          </w:p>
+        </w:tc>
+        <w:tc>
+          <w:tcPr>
+            <w:tcW w:type="dxa" w:w="2600"/>
+          </w:tcPr>
+          <w:p>
+            <w:r>
+              <w:rPr>
+                <w:b w:val="false"/>
+                <w:bCs w:val="false"/>
+                <w:sz w:val="18"/>
+                <w:szCs w:val="18"/>
+              </w:rPr>
+              <w:t xml:space="preserve">Enterprise client additions running 110-115/quarter, +30.7% YoY in Q1 FY27</w:t>
+            </w:r>
+          </w:p>
+        </w:tc>
+        <w:tc>
+          <w:tcPr>
+            <w:tcW w:type="dxa" w:w="2400"/>
+          </w:tcPr>
+          <w:p>
+            <w:r>
+              <w:rPr>
+                <w:b w:val="false"/>
+                <w:bCs w:val="false"/>
+                <w:sz w:val="18"/>
+                <w:szCs w:val="18"/>
+              </w:rPr>
+              <w:t xml:space="preserve">115 new enterprise clients Q1 FY27 incl. Amul, Haldiram's, Mahindra Logistics; 110 in Q4 FY26 incl. Shein Marketplace, Interio by Godrej</w:t>
+            </w:r>
+          </w:p>
+        </w:tc>
+        <w:tc>
+          <w:tcPr>
+            <w:tcW w:type="dxa" w:w="900"/>
+          </w:tcPr>
+          <w:p>
+            <w:r>
+              <w:rPr>
+                <w:b w:val="false"/>
+                <w:bCs w:val="false"/>
+                <w:sz w:val="18"/>
+                <w:szCs w:val="18"/>
+              </w:rPr>
+              <w:t xml:space="preserve">3M</w:t>
+            </w:r>
+          </w:p>
+        </w:tc>
+        <w:tc>
+          <w:tcPr>
+            <w:tcW w:type="dxa" w:w="1200"/>
+          </w:tcPr>
+          <w:p>
+            <w:r>
+              <w:rPr>
+                <w:b w:val="false"/>
+                <w:bCs w:val="false"/>
+                <w:sz w:val="18"/>
+                <w:szCs w:val="18"/>
+              </w:rPr>
+              <w:t xml:space="preserve">commercial</w:t>
+            </w:r>
+          </w:p>
+        </w:tc>
+        <w:tc>
+          <w:tcPr>
+            <w:tcW w:type="dxa" w:w="800"/>
+          </w:tcPr>
+          <w:p>
+            <w:r>
+              <w:rPr>
+                <w:b w:val="false"/>
+                <w:bCs w:val="false"/>
+                <w:sz w:val="18"/>
+                <w:szCs w:val="18"/>
+              </w:rPr>
+              <w:t xml:space="preserve">yes</w:t>
+            </w:r>
+          </w:p>
+        </w:tc>
+      </w:tr>
+      <w:tr>
+        <w:tc>
+          <w:tcPr>
+            <w:tcW w:type="dxa" w:w="1100"/>
+          </w:tcPr>
+          <w:p>
+            <w:r>
+              <w:rPr>
+                <w:b w:val="false"/>
+                <w:bCs w:val="false"/>
+                <w:sz w:val="18"/>
+                <w:szCs w:val="18"/>
+              </w:rPr>
+              <w:t xml:space="preserve">margin</w:t>
+            </w:r>
+          </w:p>
+        </w:tc>
+        <w:tc>
+          <w:tcPr>
+            <w:tcW w:type="dxa" w:w="2600"/>
+          </w:tcPr>
+          <w:p>
+            <w:r>
+              <w:rPr>
+                <w:b w:val="false"/>
+                <w:bCs w:val="false"/>
+                <w:sz w:val="18"/>
+                <w:szCs w:val="18"/>
+              </w:rPr>
+              <w:t xml:space="preserve">Adjusted EBITDA margin to recover after the near-term AI/talent/sales investment phase</w:t>
+            </w:r>
+          </w:p>
+        </w:tc>
+        <w:tc>
+          <w:tcPr>
+            <w:tcW w:type="dxa" w:w="2400"/>
+          </w:tcPr>
+          <w:p>
+            <w:r>
+              <w:rPr>
+                <w:b w:val="false"/>
+                <w:bCs w:val="false"/>
+                <w:sz w:val="18"/>
+                <w:szCs w:val="18"/>
+              </w:rPr>
+              <w:t xml:space="preserve">Q1 FY27 EBITDA -14.5% YoY to Rs 8.1 Cr on planned investment; FY26 full-year margin was 21.5%</w:t>
+            </w:r>
+          </w:p>
+        </w:tc>
+        <w:tc>
+          <w:tcPr>
+            <w:tcW w:type="dxa" w:w="900"/>
+          </w:tcPr>
+          <w:p>
+            <w:r>
+              <w:rPr>
+                <w:b w:val="false"/>
+                <w:bCs w:val="false"/>
+                <w:sz w:val="18"/>
+                <w:szCs w:val="18"/>
+              </w:rPr>
+              <w:t xml:space="preserve">FY27</w:t>
+            </w:r>
+          </w:p>
+        </w:tc>
+        <w:tc>
+          <w:tcPr>
+            <w:tcW w:type="dxa" w:w="1200"/>
+          </w:tcPr>
+          <w:p>
+            <w:r>
+              <w:rPr>
+                <w:b w:val="false"/>
+                <w:bCs w:val="false"/>
+                <w:sz w:val="18"/>
+                <w:szCs w:val="18"/>
+              </w:rPr>
+              <w:t xml:space="preserve">expectation</w:t>
+            </w:r>
+          </w:p>
+        </w:tc>
+        <w:tc>
+          <w:tcPr>
+            <w:tcW w:type="dxa" w:w="800"/>
+          </w:tcPr>
+          <w:p>
+            <w:r>
+              <w:rPr>
+                <w:b w:val="false"/>
+                <w:bCs w:val="false"/>
+                <w:sz w:val="18"/>
+                <w:szCs w:val="18"/>
+              </w:rPr>
+              <w:t xml:space="preserve">yes</w:t>
+            </w:r>
+          </w:p>
+        </w:tc>
+      </w:tr>
+    </w:tbl>
+    <w:p>
+      <w:pPr>
+        <w:spacing w:after="60" w:before="120"/>
+      </w:pPr>
+      <w:r>
+        <w:rPr>
+          <w:b/>
+          <w:bCs/>
+          <w:sz w:val="20"/>
+          <w:szCs w:val="20"/>
+        </w:rPr>
+        <w:t xml:space="preserve">Earnings chain: </w:t>
+      </w:r>
+      <w:r>
+        <w:rPr>
+          <w:b w:val="false"/>
+          <w:bCs w:val="false"/>
+          <w:sz w:val="20"/>
+          <w:szCs w:val="20"/>
+        </w:rPr>
+        <w:t xml:space="preserve">Client acquisition (110-115 enterprise adds/quarter)</w:t>
+      </w:r>
+      <w:r>
+        <w:rPr>
+          <w:color w:val="666666"/>
+          <w:sz w:val="20"/>
+          <w:szCs w:val="20"/>
+        </w:rPr>
+        <w:t xml:space="preserve"> → </w:t>
+      </w:r>
+      <w:r>
+        <w:rPr>
+          <w:b w:val="false"/>
+          <w:bCs w:val="false"/>
+          <w:sz w:val="20"/>
+          <w:szCs w:val="20"/>
+        </w:rPr>
+        <w:t xml:space="preserve">Order/parcel volume growth per client (Uniware LFL reacceleration)</w:t>
+      </w:r>
+      <w:r>
+        <w:rPr>
+          <w:color w:val="666666"/>
+          <w:sz w:val="20"/>
+          <w:szCs w:val="20"/>
+        </w:rPr>
+        <w:t xml:space="preserve"> → </w:t>
+      </w:r>
+      <w:r>
+        <w:rPr>
+          <w:b w:val="false"/>
+          <w:bCs w:val="false"/>
+          <w:sz w:val="20"/>
+          <w:szCs w:val="20"/>
+        </w:rPr>
+        <w:t xml:space="preserve">Revenue growth (Uniware &gt;15%, Shipway &gt;20% guided)</w:t>
+      </w:r>
+      <w:r>
+        <w:rPr>
+          <w:color w:val="666666"/>
+          <w:sz w:val="20"/>
+          <w:szCs w:val="20"/>
+        </w:rPr>
+        <w:t xml:space="preserve"> → </w:t>
+      </w:r>
+      <w:r>
+        <w:rPr>
+          <w:b w:val="false"/>
+          <w:bCs w:val="false"/>
+          <w:sz w:val="20"/>
+          <w:szCs w:val="20"/>
+        </w:rPr>
+        <w:t xml:space="preserve">Operating leverage (post AI/talent/sales investment phase)</w:t>
+      </w:r>
+      <w:r>
+        <w:rPr>
+          <w:color w:val="666666"/>
+          <w:sz w:val="20"/>
+          <w:szCs w:val="20"/>
+        </w:rPr>
+        <w:t xml:space="preserve"> → </w:t>
+      </w:r>
+      <w:r>
+        <w:rPr>
+          <w:b w:val="false"/>
+          <w:bCs w:val="false"/>
+          <w:sz w:val="20"/>
+          <w:szCs w:val="20"/>
+        </w:rPr>
+        <w:t xml:space="preserve">EBITDA margin recovery toward/above 21.5%</w:t>
+      </w:r>
+      <w:r>
+        <w:rPr>
+          <w:color w:val="666666"/>
+          <w:sz w:val="20"/>
+          <w:szCs w:val="20"/>
+        </w:rPr>
+        <w:t xml:space="preserve"> → </w:t>
+      </w:r>
+      <w:r>
+        <w:rPr>
+          <w:b w:val="false"/>
+          <w:bCs w:val="false"/>
+          <w:sz w:val="20"/>
+          <w:szCs w:val="20"/>
+        </w:rPr>
+        <w:t xml:space="preserve">PAT growth</w:t>
+      </w:r>
+    </w:p>
+    <w:p>
+      <w:pPr>
+        <w:spacing w:after="120"/>
+      </w:pPr>
+      <w:r>
+        <w:rPr>
+          <w:color w:val="666666"/>
+          <w:sz w:val="18"/>
+          <w:szCs w:val="18"/>
+        </w:rPr>
+        <w:t xml:space="preserve">Bottleneck link: Operating leverage / margin recovery after the deliberate Q1 FY27 investment step-up.</w:t>
+      </w:r>
+    </w:p>
+    <w:p>
+      <w:pPr>
+        <w:spacing w:after="120"/>
+      </w:pPr>
+      <w:r>
+        <w:rPr>
+          <w:color w:val="666666"/>
+          <w:sz w:val="18"/>
+          <w:szCs w:val="18"/>
+        </w:rPr>
+        <w:t xml:space="preserve">Operating leverage: yes - management explicitly frames the Q1 FY27 EBITDA dip as a deliberate investment phase expected to convert to durable growth, not a structural cost increase</w:t>
+      </w:r>
+    </w:p>
+    <w:p>
+      <w:pPr>
+        <w:spacing w:after="120"/>
+      </w:pPr>
+      <w:r>
+        <w:rPr>
+          <w:color w:val="666666"/>
+          <w:sz w:val="18"/>
+          <w:szCs w:val="18"/>
+        </w:rPr>
+        <w:t xml:space="preserve">Evidenced: Client acquisition; Order/parcel volume growth per client (Uniware LFL reacceleration); Revenue growth. Still assumed: Operating leverage; EBITDA margin recovery; PAT growth.</w:t>
       </w:r>
     </w:p>
     <w:p>
@@ -275,7 +1366,7 @@
           </w:tcPr>
           <w:p>
             <w:r>
-              <w:t xml:space="preserve">2026-09-09</w:t>
+              <w:t xml:space="preserve">2026-09-14</w:t>
             </w:r>
           </w:p>
         </w:tc>
@@ -302,7 +1393,7 @@
           </w:tcPr>
           <w:p>
             <w:r>
-              <w:t xml:space="preserve">Rs 85.5 · 45.3x P/E</w:t>
+              <w:t xml:space="preserve">Rs 84 · 44.1x P/E</w:t>
             </w:r>
           </w:p>
         </w:tc>
@@ -356,7 +1447,7 @@
           </w:tcPr>
           <w:p>
             <w:r>
-              <w:t xml:space="preserve">~45x TTM on an e-commerce OMS/WMS SaaS implies the market needs ~30%+ EPS CAGR FY26-28 at a ~30x exit to be fair</w:t>
+              <w:t xml:space="preserve">~35-40% EPS CAGR FY26-28 needed to justify ~44x trailing P/E at a ~25-28x SaaS exit multiple</w:t>
             </w:r>
           </w:p>
         </w:tc>
@@ -383,7 +1474,7 @@
           </w:tcPr>
           <w:p>
             <w:r>
-              <w:t xml:space="preserve">revenue +25-35% on order-volume growth and new logos; margin ~17-20%</w:t>
+              <w:t xml:space="preserve">Uniware growth reaccelerating past 15%, Shipway past 20% from Q4 FY27; blended revenue growth mid-teens to 20%+ as the FY26 M&amp;A base effect fades; margin dips near-term on AI/talent investment before recovering toward the FY27 exit</w:t>
             </w:r>
           </w:p>
         </w:tc>
@@ -410,7 +1501,7 @@
           </w:tcPr>
           <w:p>
             <w:r>
-              <w:t xml:space="preserve">growth durability is the question - community-flagged client churn caps the compounding</w:t>
+              <w:t xml:space="preserve">If the network-effect moat holds and enterprise client adds (110-115/quarter) keep compounding, a genuine SaaS-style operating-leverage re-rate is plausible, but this is only the second full fiscal year of public disclosure and the trend needs more confirming quarters</w:t>
             </w:r>
           </w:p>
         </w:tc>
@@ -437,7 +1528,7 @@
           </w:tcPr>
           <w:p>
             <w:r>
-              <w:t xml:space="preserve">priced-in</w:t>
+              <w:t xml:space="preserve">partially-priced</w:t>
             </w:r>
           </w:p>
         </w:tc>
@@ -518,7 +1609,7 @@
           </w:tcPr>
           <w:p>
             <w:r>
-              <w:t xml:space="preserve">at 45x the market already credits sustained 30%+ growth; community-flagged client churn undercutting the headline rate is the risk our estimate reflects</w:t>
+              <w:t xml:space="preserve">At ~44x the market is already pricing a durable compounder; Q1 FY27's specific, credible resolution of the churn concern (one lost top-10 customer, not broad attrition) supports the bull case, but only one quarter of confirming data exists since the community first flagged the issue</w:t>
             </w:r>
           </w:p>
         </w:tc>
@@ -545,7 +1636,7 @@
           </w:tcPr>
           <w:p>
             <w:r>
-              <w:t xml:space="preserve">weak</w:t>
+              <w:t xml:space="preserve">strong</w:t>
             </w:r>
           </w:p>
         </w:tc>
@@ -568,6 +1659,35 @@
     </w:p>
     <w:p>
       <w:pPr>
+        <w:spacing w:after="120" w:before="120"/>
+      </w:pPr>
+      <w:r>
+        <w:rPr>
+          <w:b/>
+          <w:bCs/>
+          <w:sz w:val="20"/>
+          <w:szCs w:val="20"/>
+        </w:rPr>
+        <w:t xml:space="preserve">Catalyst: </w:t>
+      </w:r>
+      <w:r>
+        <w:rPr>
+          <w:sz w:val="20"/>
+          <w:szCs w:val="20"/>
+        </w:rPr>
+        <w:t xml:space="preserve">Q4 FY27 print showing Shipway growth above 20% and Uniware sustaining above 15%, confirming the churn-resolution thesis across multiple quarters</w:t>
+      </w:r>
+      <w:r>
+        <w:rPr>
+          <w:color w:val="666666"/>
+          <w:sz w:val="18"/>
+          <w:szCs w:val="18"/>
+        </w:rPr>
+        <w:t xml:space="preserve"> (window ~6M from 2026-09-14; dated; evidence med; pending)</w:t>
+      </w:r>
+    </w:p>
+    <w:p>
+      <w:pPr>
         <w:pStyle w:val="Heading1"/>
         <w:spacing w:after="120" w:before="280"/>
       </w:pPr>
@@ -601,7 +1721,7 @@
           <w:sz w:val="20"/>
           <w:szCs w:val="20"/>
         </w:rPr>
-        <w:t xml:space="preserve">Quality metrics (ROCE · debt · FCF · margin · capex):</w:t>
+        <w:t xml:space="preserve">Value chain &amp; supply side:</w:t>
       </w:r>
     </w:p>
     <w:tbl>
@@ -632,6 +1752,291 @@
                 <w:b/>
                 <w:bCs/>
               </w:rPr>
+              <w:t xml:space="preserve">Theme</w:t>
+            </w:r>
+          </w:p>
+        </w:tc>
+        <w:tc>
+          <w:tcPr>
+            <w:tcW w:type="dxa" w:w="5800"/>
+          </w:tcPr>
+          <w:p>
+            <w:r>
+              <w:t xml:space="preserve">E-commerce / quick-commerce fulfillment enablement (OMS/WMS SaaS)</w:t>
+            </w:r>
+          </w:p>
+        </w:tc>
+      </w:tr>
+      <w:tr>
+        <w:tc>
+          <w:tcPr>
+            <w:tcW w:type="dxa" w:w="3200"/>
+            <w:shd w:fill="F2F2F2" w:val="clear"/>
+          </w:tcPr>
+          <w:p>
+            <w:r>
+              <w:rPr>
+                <w:b/>
+                <w:bCs/>
+              </w:rPr>
+              <w:t xml:space="preserve">This company's position</w:t>
+            </w:r>
+          </w:p>
+        </w:tc>
+        <w:tc>
+          <w:tcPr>
+            <w:tcW w:type="dxa" w:w="5800"/>
+          </w:tcPr>
+          <w:p>
+            <w:r>
+              <w:t xml:space="preserve">Dominant order-management/warehouse-management SaaS layer connecting e-commerce sellers to 150+ marketplaces, logistics and payment partners; monetises via a per-order/parcel fee (Uniware) plus a shipping-aggregation product (Shipway)</w:t>
+            </w:r>
+          </w:p>
+        </w:tc>
+      </w:tr>
+      <w:tr>
+        <w:tc>
+          <w:tcPr>
+            <w:tcW w:type="dxa" w:w="3200"/>
+            <w:shd w:fill="F2F2F2" w:val="clear"/>
+          </w:tcPr>
+          <w:p>
+            <w:r>
+              <w:rPr>
+                <w:b/>
+                <w:bCs/>
+              </w:rPr>
+              <w:t xml:space="preserve">Bottleneck node (pricing power)</w:t>
+            </w:r>
+          </w:p>
+        </w:tc>
+        <w:tc>
+          <w:tcPr>
+            <w:tcW w:type="dxa" w:w="5800"/>
+          </w:tcPr>
+          <w:p>
+            <w:r>
+              <w:t xml:space="preserve">Breadth and depth of live marketplace/logistics/payment integrations - the real switching-cost moat, not raw software capacity</w:t>
+            </w:r>
+          </w:p>
+        </w:tc>
+      </w:tr>
+      <w:tr>
+        <w:tc>
+          <w:tcPr>
+            <w:tcW w:type="dxa" w:w="3200"/>
+            <w:shd w:fill="F2F2F2" w:val="clear"/>
+          </w:tcPr>
+          <w:p>
+            <w:r>
+              <w:rPr>
+                <w:b/>
+                <w:bCs/>
+              </w:rPr>
+              <w:t xml:space="preserve">Supply-side status</w:t>
+            </w:r>
+          </w:p>
+        </w:tc>
+        <w:tc>
+          <w:tcPr>
+            <w:tcW w:type="dxa" w:w="5800"/>
+          </w:tcPr>
+          <w:p>
+            <w:r>
+              <w:t xml:space="preserve">balanced</w:t>
+            </w:r>
+          </w:p>
+        </w:tc>
+      </w:tr>
+      <w:tr>
+        <w:tc>
+          <w:tcPr>
+            <w:tcW w:type="dxa" w:w="3200"/>
+            <w:shd w:fill="F2F2F2" w:val="clear"/>
+          </w:tcPr>
+          <w:p>
+            <w:r>
+              <w:rPr>
+                <w:b/>
+                <w:bCs/>
+              </w:rPr>
+              <w:t xml:space="preserve">Adjacent-node peers</w:t>
+            </w:r>
+          </w:p>
+        </w:tc>
+        <w:tc>
+          <w:tcPr>
+            <w:tcW w:type="dxa" w:w="5800"/>
+          </w:tcPr>
+          <w:p>
+            <w:r>
+              <w:t xml:space="preserve">Increff, Browntape, EasyEcom</w:t>
+            </w:r>
+          </w:p>
+        </w:tc>
+      </w:tr>
+    </w:tbl>
+    <w:p>
+      <w:pPr>
+        <w:spacing w:after="120"/>
+      </w:pPr>
+      <w:r>
+        <w:rPr>
+          <w:color w:val="666666"/>
+          <w:sz w:val="18"/>
+          <w:szCs w:val="18"/>
+        </w:rPr>
+        <w:t xml:space="preserve">Two-sided integration network effect: a new competitor needs 150+ live marketplace/logistics integrations before merchants will switch, but merchants won't adopt until the integrations exist - a structural moat independent of the Uniware/Shipway growth-mix debate.</w:t>
+      </w:r>
+    </w:p>
+    <w:p>
+      <w:pPr>
+        <w:spacing w:after="60" w:before="120"/>
+      </w:pPr>
+      <w:r>
+        <w:rPr>
+          <w:b/>
+          <w:bCs/>
+          <w:sz w:val="20"/>
+          <w:szCs w:val="20"/>
+        </w:rPr>
+        <w:t xml:space="preserve">Earnings quality: </w:t>
+      </w:r>
+      <w:r>
+        <w:rPr>
+          <w:sz w:val="20"/>
+          <w:szCs w:val="20"/>
+        </w:rPr>
+        <w:t xml:space="preserve">margin driver mixed</w:t>
+      </w:r>
+      <w:r>
+        <w:rPr>
+          <w:b/>
+          <w:bCs/>
+          <w:color w:val="A32020"/>
+          <w:sz w:val="20"/>
+          <w:szCs w:val="20"/>
+        </w:rPr>
+        <w:t xml:space="preserve"/>
+      </w:r>
+    </w:p>
+    <w:p>
+      <w:pPr>
+        <w:spacing w:after="120"/>
+      </w:pPr>
+      <w:r>
+        <w:rPr>
+          <w:color w:val="666666"/>
+          <w:sz w:val="18"/>
+          <w:szCs w:val="18"/>
+        </w:rPr>
+        <w:t xml:space="preserve">Drivers: Operating leverage on Uniware as like-for-like growth reaccelerates; Deliberate step-up in AI/talent/sales investment compressing near-term EBITDA margin; Shipway integration/cross-sell scaling.</w:t>
+      </w:r>
+    </w:p>
+    <w:p>
+      <w:pPr>
+        <w:spacing w:after="120"/>
+      </w:pPr>
+      <w:r>
+        <w:rPr>
+          <w:color w:val="666666"/>
+          <w:sz w:val="18"/>
+          <w:szCs w:val="18"/>
+        </w:rPr>
+        <w:t xml:space="preserve">FY26 full-year adjusted EBITDA margin (21.5%) is the through-cycle level; Q1 FY27's dip (EBITDA -14.5% YoY) reflects a deliberate, management-flagged investment phase, not deteriorating unit economics - the opposite of a peak-margin risk.</w:t>
+      </w:r>
+    </w:p>
+    <w:p>
+      <w:pPr>
+        <w:spacing w:after="60" w:before="120"/>
+      </w:pPr>
+      <w:r>
+        <w:rPr>
+          <w:b/>
+          <w:bCs/>
+          <w:sz w:val="20"/>
+          <w:szCs w:val="20"/>
+        </w:rPr>
+        <w:t xml:space="preserve">Growth trajectory: </w:t>
+      </w:r>
+      <w:r>
+        <w:rPr>
+          <w:b w:val="false"/>
+          <w:bCs w:val="false"/>
+          <w:sz w:val="20"/>
+          <w:szCs w:val="20"/>
+        </w:rPr>
+        <w:t xml:space="preserve">YoY growth rate is accelerating</w:t>
+      </w:r>
+    </w:p>
+    <w:p>
+      <w:pPr>
+        <w:spacing w:after="120"/>
+      </w:pPr>
+      <w:r>
+        <w:rPr>
+          <w:color w:val="666666"/>
+          <w:sz w:val="18"/>
+          <w:szCs w:val="18"/>
+        </w:rPr>
+        <w:t xml:space="preserve">Per management: Uniware like-for-like growth (ex a discontinued former top-10 customer) has improved for 4 consecutive quarters, exceeding 15% in Q1 FY27. Blended company revenue growth: FY26 +51.6% (Shipway-boosted) -&gt; Q1 FY27 +14.3% (decelerating on a tougher M&amp;A-inflated base, even as the underlying core trend improves).</w:t>
+      </w:r>
+    </w:p>
+    <w:p>
+      <w:pPr>
+        <w:spacing w:after="120"/>
+      </w:pPr>
+      <w:r>
+        <w:rPr>
+          <w:color w:val="666666"/>
+          <w:sz w:val="18"/>
+          <w:szCs w:val="18"/>
+        </w:rPr>
+        <w:t xml:space="preserve">Reverse P/E: ~44x trailing P/E needs roughly 35-40% EPS CAGR FY26-28 to be fair at a ~25-28x SaaS exit multiple; the &gt;15%/&gt;20% Uniware/Shipway guidance plus operating leverage could plausibly get there, but it is a stretch on only one confirming quarter - consistent with 'partially-priced' rather than 'underestimated'.</w:t>
+      </w:r>
+    </w:p>
+    <w:p>
+      <w:pPr>
+        <w:spacing w:after="120"/>
+      </w:pPr>
+      <w:r>
+        <w:rPr>
+          <w:b/>
+          <w:bCs/>
+          <w:sz w:val="20"/>
+          <w:szCs w:val="20"/>
+        </w:rPr>
+        <w:t xml:space="preserve">Management quality (TVGP's "P"):</w:t>
+      </w:r>
+    </w:p>
+    <w:tbl>
+      <w:tblPr>
+        <w:tblW w:type="dxa" w:w="9000"/>
+        <w:tblBorders>
+          <w:top w:val="single" w:color="auto" w:sz="4"/>
+          <w:left w:val="single" w:color="auto" w:sz="4"/>
+          <w:bottom w:val="single" w:color="auto" w:sz="4"/>
+          <w:right w:val="single" w:color="auto" w:sz="4"/>
+          <w:insideH w:val="single" w:color="auto" w:sz="4"/>
+          <w:insideV w:val="single" w:color="auto" w:sz="4"/>
+        </w:tblBorders>
+      </w:tblPr>
+      <w:tblGrid>
+        <w:gridCol w:w="3200"/>
+        <w:gridCol w:w="5800"/>
+      </w:tblGrid>
+      <w:tr>
+        <w:tc>
+          <w:tcPr>
+            <w:tcW w:type="dxa" w:w="3200"/>
+            <w:shd w:fill="F2F2F2" w:val="clear"/>
+          </w:tcPr>
+          <w:p>
+            <w:r>
+              <w:rPr>
+                <w:b/>
+                <w:bCs/>
+              </w:rPr>
               <w:t xml:space="preserve">Assessment</w:t>
             </w:r>
           </w:p>
@@ -659,6 +2064,199 @@
                 <w:b/>
                 <w:bCs/>
               </w:rPr>
+              <w:t xml:space="preserve">Capital allocation</w:t>
+            </w:r>
+          </w:p>
+        </w:tc>
+        <w:tc>
+          <w:tcPr>
+            <w:tcW w:type="dxa" w:w="5800"/>
+          </w:tcPr>
+          <w:p>
+            <w:r>
+              <w:t xml:space="preserve">Asset-light SaaS reinvesting operating cash flow (Rs 47 Cr FY26) into AI/talent/sales headcount rather than capex; near debt-free (Rs 9 Cr borrowings) with a growing cash balance; no unrelated diversification found. (disciplined)</w:t>
+            </w:r>
+          </w:p>
+        </w:tc>
+      </w:tr>
+      <w:tr>
+        <w:tc>
+          <w:tcPr>
+            <w:tcW w:type="dxa" w:w="3200"/>
+            <w:shd w:fill="F2F2F2" w:val="clear"/>
+          </w:tcPr>
+          <w:p>
+            <w:r>
+              <w:rPr>
+                <w:b/>
+                <w:bCs/>
+              </w:rPr>
+              <w:t xml:space="preserve">Related-party trend</w:t>
+            </w:r>
+          </w:p>
+        </w:tc>
+        <w:tc>
+          <w:tcPr>
+            <w:tcW w:type="dxa" w:w="5800"/>
+          </w:tcPr>
+          <w:p>
+            <w:r>
+              <w:t xml:space="preserve">unclear</w:t>
+            </w:r>
+          </w:p>
+        </w:tc>
+      </w:tr>
+      <w:tr>
+        <w:tc>
+          <w:tcPr>
+            <w:tcW w:type="dxa" w:w="3200"/>
+            <w:shd w:fill="F2F2F2" w:val="clear"/>
+          </w:tcPr>
+          <w:p>
+            <w:r>
+              <w:rPr>
+                <w:b/>
+                <w:bCs/>
+              </w:rPr>
+              <w:t xml:space="preserve">Guidance credibility</w:t>
+            </w:r>
+          </w:p>
+        </w:tc>
+        <w:tc>
+          <w:tcPr>
+            <w:tcW w:type="dxa" w:w="5800"/>
+          </w:tcPr>
+          <w:p>
+            <w:r>
+              <w:t xml:space="preserve">unclear</w:t>
+            </w:r>
+          </w:p>
+        </w:tc>
+      </w:tr>
+      <w:tr>
+        <w:tc>
+          <w:tcPr>
+            <w:tcW w:type="dxa" w:w="3200"/>
+            <w:shd w:fill="F2F2F2" w:val="clear"/>
+          </w:tcPr>
+          <w:p>
+            <w:r>
+              <w:rPr>
+                <w:b/>
+                <w:bCs/>
+              </w:rPr>
+              <w:t xml:space="preserve">Shareholder returns</w:t>
+            </w:r>
+          </w:p>
+        </w:tc>
+        <w:tc>
+          <w:tcPr>
+            <w:tcW w:type="dxa" w:w="5800"/>
+          </w:tcPr>
+          <w:p>
+            <w:r>
+              <w:t xml:space="preserve">none</w:t>
+            </w:r>
+          </w:p>
+        </w:tc>
+      </w:tr>
+      <w:tr>
+        <w:tc>
+          <w:tcPr>
+            <w:tcW w:type="dxa" w:w="3200"/>
+            <w:shd w:fill="F2F2F2" w:val="clear"/>
+          </w:tcPr>
+          <w:p>
+            <w:r>
+              <w:rPr>
+                <w:b/>
+                <w:bCs/>
+              </w:rPr>
+              <w:t xml:space="preserve">Capability ladder / VAP</w:t>
+            </w:r>
+          </w:p>
+        </w:tc>
+        <w:tc>
+          <w:tcPr>
+            <w:tcW w:type="dxa" w:w="5800"/>
+          </w:tcPr>
+          <w:p>
+            <w:r>
+              <w:t xml:space="preserve">Explicit investment in AI capabilities layered onto the core OMS/WMS product, alongside Shipway cross-sell, moving toward a broader retail-fulfilment-tech platform.</w:t>
+            </w:r>
+          </w:p>
+        </w:tc>
+      </w:tr>
+    </w:tbl>
+    <w:p>
+      <w:pPr>
+        <w:spacing w:after="120"/>
+      </w:pPr>
+      <w:r>
+        <w:rPr>
+          <w:b/>
+          <w:bCs/>
+          <w:sz w:val="20"/>
+          <w:szCs w:val="20"/>
+        </w:rPr>
+        <w:t xml:space="preserve">Quality metrics (ROCE · debt · FCF · margin · capex):</w:t>
+      </w:r>
+    </w:p>
+    <w:tbl>
+      <w:tblPr>
+        <w:tblW w:type="dxa" w:w="9000"/>
+        <w:tblBorders>
+          <w:top w:val="single" w:color="auto" w:sz="4"/>
+          <w:left w:val="single" w:color="auto" w:sz="4"/>
+          <w:bottom w:val="single" w:color="auto" w:sz="4"/>
+          <w:right w:val="single" w:color="auto" w:sz="4"/>
+          <w:insideH w:val="single" w:color="auto" w:sz="4"/>
+          <w:insideV w:val="single" w:color="auto" w:sz="4"/>
+        </w:tblBorders>
+      </w:tblPr>
+      <w:tblGrid>
+        <w:gridCol w:w="3200"/>
+        <w:gridCol w:w="5800"/>
+      </w:tblGrid>
+      <w:tr>
+        <w:tc>
+          <w:tcPr>
+            <w:tcW w:type="dxa" w:w="3200"/>
+            <w:shd w:fill="F2F2F2" w:val="clear"/>
+          </w:tcPr>
+          <w:p>
+            <w:r>
+              <w:rPr>
+                <w:b/>
+                <w:bCs/>
+              </w:rPr>
+              <w:t xml:space="preserve">Assessment</w:t>
+            </w:r>
+          </w:p>
+        </w:tc>
+        <w:tc>
+          <w:tcPr>
+            <w:tcW w:type="dxa" w:w="5800"/>
+          </w:tcPr>
+          <w:p>
+            <w:r>
+              <w:t xml:space="preserve">positive</w:t>
+            </w:r>
+          </w:p>
+        </w:tc>
+      </w:tr>
+      <w:tr>
+        <w:tc>
+          <w:tcPr>
+            <w:tcW w:type="dxa" w:w="3200"/>
+            <w:shd w:fill="F2F2F2" w:val="clear"/>
+          </w:tcPr>
+          <w:p>
+            <w:r>
+              <w:rPr>
+                <w:b/>
+                <w:bCs/>
+              </w:rPr>
               <w:t xml:space="preserve">ROCE</w:t>
             </w:r>
           </w:p>
@@ -669,7 +2267,7 @@
           </w:tcPr>
           <w:p>
             <w:r>
-              <w:t xml:space="preserve">21% (declining)</w:t>
+              <w:t xml:space="preserve">21.1% (stable)</w:t>
             </w:r>
           </w:p>
         </w:tc>
@@ -696,7 +2294,7 @@
           </w:tcPr>
           <w:p>
             <w:r>
-              <w:t xml:space="preserve">Net debt/EBITDA -1x</w:t>
+              <w:t xml:space="preserve">Net debt/EBITDA -1.9x</w:t>
             </w:r>
           </w:p>
         </w:tc>
@@ -723,7 +2321,7 @@
           </w:tcPr>
           <w:p>
             <w:r>
-              <w:t xml:space="preserve">60%</w:t>
+              <w:t xml:space="preserve">95%</w:t>
             </w:r>
           </w:p>
         </w:tc>
@@ -750,7 +2348,7 @@
           </w:tcPr>
           <w:p>
             <w:r>
-              <w:t xml:space="preserve">expanding</w:t>
+              <w:t xml:space="preserve">contracting</w:t>
             </w:r>
           </w:p>
         </w:tc>
@@ -797,7 +2395,7 @@
         <w:spacing w:after="120"/>
       </w:pPr>
       <w:r>
-        <w:t xml:space="preserve">Not pulled this pass.</w:t>
+        <w:t xml:space="preserve">Not pulled this pass - the write-up turns on fundamentals/thesis, not chart position.</w:t>
       </w:r>
     </w:p>
     <w:p>
@@ -814,7 +2412,7 @@
         <w:spacing w:after="120"/>
       </w:pPr>
       <w:r>
-        <w:t xml:space="preserve">Read the entire 8-post thread (started May 2026, all posts fit in one batch).</w:t>
+        <w:t xml:space="preserve">Read the entire 8-post thread (started May 2026, all posts fit in one batch) at initial discovery. rks00 opened the thread asking whether Unicommerce can 5x in 5 years per management's own guidance, framing a real moat argument (network effects: a new competitor needs 150+ marketplace/logistics integrations before merchants will switch, but merchants won't sign up until integrations exist). mako flagged that most of FY26 topline growth came from the Shipway acquisition, with core high-margin Uniware growing only in single digits. sivaprakashh made a sharper, specific churn observation: enterprise client count grew net 173 (953 to 1,126) in FY26 despite 465 gross adds, implying ~292 clients lost. vinay_turaidar flagged CEO Kapil Makhija reducing his ownership stake (1.15% to 0.52%) since May 2026.</w:t>
       </w:r>
     </w:p>
     <w:p>
@@ -835,7 +2433,7 @@
           <w:sz w:val="20"/>
           <w:szCs w:val="20"/>
         </w:rPr>
-        <w:t xml:space="preserve">rks00 opened the thread asking whether Unicommerce can 5x in 5 years per management's own guidance, framing a real moat argument (network effects: a new competitor needs 150+ marketplace/logistics integrations before merchants will switch, but merchants won't sign up until integrations exist). mako flagged that most of FY26 topline growth came from the Shipway acquisition, with core high-margin Uniware growing only in single digits. sivaprakashh made a sharper, specific churn observation: enterprise client count grew net 173 (953 to 1,126) in FY26, but the company reported adding 465 new clients -- implying roughly 292 clients were lost, meaning gross client additions are not translating proportionally into topline. vinay_turaidar flagged that CEO Kapil Makhija has been consistently reducing his ownership stake (1.15% to 0.52%) since May 2026 -- an insider-selling caution.</w:t>
+        <w:t xml:space="preserve">No new trusted-user activity found this pass; the original thread (8 posts, all from untrusted/unrated users) remains the only source.</w:t>
       </w:r>
     </w:p>
     <w:p>
@@ -852,7 +2450,7 @@
         <w:spacing w:after="120"/>
       </w:pPr>
       <w:r>
-        <w:t xml:space="preserve">Not checked this pass.</w:t>
+        <w:t xml:space="preserve">Not independently re-checked this pass beyond shareholding filings (promoter disclosure as of March 31, 2026 shows no encumbrance/pledge on any promoter shares).</w:t>
       </w:r>
     </w:p>
     <w:p>
@@ -874,46 +2472,46 @@
         <w:spacing w:after="60"/>
       </w:pPr>
       <w:r>
-        <w:t xml:space="preserve">Genuine structural moat: two-sided integration network effects make Unicommerce difficult to displace once embedded in merchant/logistics workflows</w:t>
-      </w:r>
-    </w:p>
-    <w:p>
-      <w:pPr>
-        <w:pStyle w:val="ListParagraph"/>
-        <w:numPr>
-          <w:ilvl w:val="0"/>
-          <w:numId w:val="1"/>
-        </w:numPr>
-        <w:spacing w:after="60"/>
-      </w:pPr>
-      <w:r>
-        <w:t xml:space="preserve">Headline revenue growth remains strong (+75.3% YoY)</w:t>
-      </w:r>
-    </w:p>
-    <w:p>
-      <w:pPr>
-        <w:pStyle w:val="ListParagraph"/>
-        <w:numPr>
-          <w:ilvl w:val="0"/>
-          <w:numId w:val="1"/>
-        </w:numPr>
-        <w:spacing w:after="60"/>
-      </w:pPr>
-      <w:r>
-        <w:t xml:space="preserve">Net-cash balance sheet, no leverage risk</w:t>
-      </w:r>
-    </w:p>
-    <w:p>
-      <w:pPr>
-        <w:pStyle w:val="ListParagraph"/>
-        <w:numPr>
-          <w:ilvl w:val="0"/>
-          <w:numId w:val="1"/>
-        </w:numPr>
-        <w:spacing w:after="60"/>
-      </w:pPr>
-      <w:r>
-        <w:t xml:space="preserve">Management guiding to a 5x-in-5-years outcome, which if delivered would fit the thesis directly</w:t>
+        <w:t xml:space="preserve">Genuine structural moat: two-sided integration network effects (150+ live marketplace/logistics integrations) make Unicommerce difficult to displace once embedded in merchant workflows</w:t>
+      </w:r>
+    </w:p>
+    <w:p>
+      <w:pPr>
+        <w:pStyle w:val="ListParagraph"/>
+        <w:numPr>
+          <w:ilvl w:val="0"/>
+          <w:numId w:val="1"/>
+        </w:numPr>
+        <w:spacing w:after="60"/>
+      </w:pPr>
+      <w:r>
+        <w:t xml:space="preserve">The core community concern (Uniware growth allegedly weak, masked by Shipway M&amp;A) now looks resolved: management reports 4 consecutive quarters of improving Uniware growth, LFL &gt;15% ex one discontinued top-10 customer, and enterprise client adds have kept accelerating (110-115/quarter, +30.7% YoY)</w:t>
+      </w:r>
+    </w:p>
+    <w:p>
+      <w:pPr>
+        <w:pStyle w:val="ListParagraph"/>
+        <w:numPr>
+          <w:ilvl w:val="0"/>
+          <w:numId w:val="1"/>
+        </w:numPr>
+        <w:spacing w:after="60"/>
+      </w:pPr>
+      <w:r>
+        <w:t xml:space="preserve">Near debt-free with a growing cash pile (Rs 92.6 Cr, +72.1% YoY) funding a deliberate AI/talent/sales investment phase rather than relying on leverage</w:t>
+      </w:r>
+    </w:p>
+    <w:p>
+      <w:pPr>
+        <w:pStyle w:val="ListParagraph"/>
+        <w:numPr>
+          <w:ilvl w:val="0"/>
+          <w:numId w:val="1"/>
+        </w:numPr>
+        <w:spacing w:after="60"/>
+      </w:pPr>
+      <w:r>
+        <w:t xml:space="preserve">Management guiding to &gt;15% Uniware growth and &gt;20% Shipway growth from Q4 FY27 onwards, which if delivered fits the compounding thesis directly</w:t>
       </w:r>
     </w:p>
     <w:p>
@@ -935,46 +2533,59 @@
         <w:spacing w:after="60"/>
       </w:pPr>
       <w:r>
-        <w:t xml:space="preserve">A specific, well-reasoned community observation flags real client churn (~292 of 465 gross adds lost) undermining the headline growth narrative</w:t>
-      </w:r>
-    </w:p>
-    <w:p>
-      <w:pPr>
-        <w:pStyle w:val="ListParagraph"/>
-        <w:numPr>
-          <w:ilvl w:val="0"/>
-          <w:numId w:val="1"/>
-        </w:numPr>
-        <w:spacing w:after="60"/>
-      </w:pPr>
-      <w:r>
-        <w:t xml:space="preserve">Core high-margin Uniware product growing only in single digits -- most growth is acquisition-driven (Shipway), not organic</w:t>
-      </w:r>
-    </w:p>
-    <w:p>
-      <w:pPr>
-        <w:pStyle w:val="ListParagraph"/>
-        <w:numPr>
-          <w:ilvl w:val="0"/>
-          <w:numId w:val="1"/>
-        </w:numPr>
-        <w:spacing w:after="60"/>
-      </w:pPr>
-      <w:r>
-        <w:t xml:space="preserve">CEO has been steadily reducing personal stake since May 2026 -- a real insider-conviction caution</w:t>
-      </w:r>
-    </w:p>
-    <w:p>
-      <w:pPr>
-        <w:pStyle w:val="ListParagraph"/>
-        <w:numPr>
-          <w:ilvl w:val="0"/>
-          <w:numId w:val="1"/>
-        </w:numPr>
-        <w:spacing w:after="60"/>
-      </w:pPr>
-      <w:r>
-        <w:t xml:space="preserve">Thread is very new (8 posts) with limited independent scrutiny beyond the points above</w:t>
+        <w:t xml:space="preserve">Valuation is full (~44x trailing P/E) for a company whose reported EBITDA margin just fell 14.5% YoY, even if the reinvestment rationale is credible</w:t>
+      </w:r>
+    </w:p>
+    <w:p>
+      <w:pPr>
+        <w:pStyle w:val="ListParagraph"/>
+        <w:numPr>
+          <w:ilvl w:val="0"/>
+          <w:numId w:val="1"/>
+        </w:numPr>
+        <w:spacing w:after="60"/>
+      </w:pPr>
+      <w:r>
+        <w:t xml:space="preserve">Only one quarter (Q1 FY27) of data confirms the churn-resolution narrative - the community's underlying math (292 implied client losses in FY26) hasn't been re-verified independently against a full-year filing, only accepted via management's own framing on the concall</w:t>
+      </w:r>
+    </w:p>
+    <w:p>
+      <w:pPr>
+        <w:pStyle w:val="ListParagraph"/>
+        <w:numPr>
+          <w:ilvl w:val="0"/>
+          <w:numId w:val="1"/>
+        </w:numPr>
+        <w:spacing w:after="60"/>
+      </w:pPr>
+      <w:r>
+        <w:t xml:space="preserve">The CEO stake-reduction claim (1.15% to 0.52%) could not be corroborated or refuted this pass - a genuine open governance question, not resolved either way</w:t>
+      </w:r>
+    </w:p>
+    <w:p>
+      <w:pPr>
+        <w:pStyle w:val="ListParagraph"/>
+        <w:numPr>
+          <w:ilvl w:val="0"/>
+          <w:numId w:val="1"/>
+        </w:numPr>
+        <w:spacing w:after="60"/>
+      </w:pPr>
+      <w:r>
+        <w:t xml:space="preserve">Short public trading history (listed August 2024) limits how much can be inferred about durability through a full cycle</w:t>
+      </w:r>
+    </w:p>
+    <w:p>
+      <w:pPr>
+        <w:pStyle w:val="ListParagraph"/>
+        <w:numPr>
+          <w:ilvl w:val="0"/>
+          <w:numId w:val="1"/>
+        </w:numPr>
+        <w:spacing w:after="60"/>
+      </w:pPr>
+      <w:r>
+        <w:t xml:space="preserve">Blended revenue growth decelerated sharply from FY26's 51.6% (Shipway-boosted) to 14.3% in Q1 FY27 as the acquisition base laps - the market will need several more quarters of the reaccelerating-Uniware narrative to re-rate on it</w:t>
       </w:r>
     </w:p>
     <w:p>
@@ -995,7 +2606,7 @@
           <w:b/>
           <w:bCs/>
         </w:rPr>
-        <w:t xml:space="preserve">Small-cap (~Rs 983 Cr)</w:t>
+        <w:t xml:space="preserve">Small-cap (~Rs 945 Cr)</w:t>
       </w:r>
     </w:p>
     <w:p>
@@ -1031,7 +2642,7 @@
           <w:sz w:val="20"/>
           <w:szCs w:val="20"/>
         </w:rPr>
-        <w:t xml:space="preserve">4-box gate — tailwind: yes · TAM: weak · moat: yes · valuation: weak  (score 3 / 4)</w:t>
+        <w:t xml:space="preserve">4-box gate — tailwind: yes · TAM: yes · moat: yes · valuation: weak  (score 3.5 / 4)</w:t>
       </w:r>
     </w:p>
     <w:p>
@@ -1046,7 +2657,7 @@
           <w:sz w:val="20"/>
           <w:szCs w:val="20"/>
         </w:rPr>
-        <w:t xml:space="preserve">E-commerce integration/enablement SaaS is a real structural niche; headline +75.3% growth is Shipway-acquisition-driven while core Uniware grows only single digits (community-flagged client churn ~292 of 465 gross adds lost) — tam weak; two-sided integration network effects are a genuine, explicit structural moat; no valuation data, CEO reducing personal stake since May-2026 is a separate insider-conviction caution.</w:t>
+        <w:t xml:space="preserve">E-commerce integration/enablement SaaS is a real structural niche; the prior 'tam weak' call (Shipway-driven growth masking weak core Uniware) is upgraded to 'yes' this pass - management reports 4 consecutive quarters of improving Uniware growth, LFL &gt;15% ex one discontinued top-10 customer, plus accelerating enterprise-client adds. Two-sided integration network effects remain a genuine, explicit structural moat. Valuation weak at ~44x trailing P/E; the CEO stake-reduction claim is a separate, unresolved insider-conviction caution not captured in this box.</w:t>
       </w:r>
     </w:p>
     <w:p>
@@ -1069,59 +2680,59 @@
           <w:sz w:val="24"/>
           <w:szCs w:val="24"/>
         </w:rPr>
-        <w:t xml:space="preserve">A real moat business with a specific, credible churn concern and insider selling that keep this at low conviction, unconfirmed</w:t>
-      </w:r>
-    </w:p>
-    <w:p>
-      <w:pPr>
-        <w:pStyle w:val="ListParagraph"/>
-        <w:numPr>
-          <w:ilvl w:val="0"/>
-          <w:numId w:val="1"/>
-        </w:numPr>
-        <w:spacing w:after="60"/>
-      </w:pPr>
-      <w:r>
-        <w:t xml:space="preserve">The moat argument is structurally sound (integration switching costs), and the small market cap leaves genuine room if management's 5x guidance is delivered</w:t>
-      </w:r>
-    </w:p>
-    <w:p>
-      <w:pPr>
-        <w:pStyle w:val="ListParagraph"/>
-        <w:numPr>
-          <w:ilvl w:val="0"/>
-          <w:numId w:val="1"/>
-        </w:numPr>
-        <w:spacing w:after="60"/>
-      </w:pPr>
-      <w:r>
-        <w:t xml:space="preserve">But the churn math flagged by the community is specific and concrete, not vague sentiment -- it directly questions whether client additions are translating into durable revenue growth</w:t>
-      </w:r>
-    </w:p>
-    <w:p>
-      <w:pPr>
-        <w:pStyle w:val="ListParagraph"/>
-        <w:numPr>
-          <w:ilvl w:val="0"/>
-          <w:numId w:val="1"/>
-        </w:numPr>
-        <w:spacing w:after="60"/>
-      </w:pPr>
-      <w:r>
-        <w:t xml:space="preserve">Insider selling by the CEO since May 2026 is a real, current caution that tempers conviction further</w:t>
-      </w:r>
-    </w:p>
-    <w:p>
-      <w:pPr>
-        <w:pStyle w:val="ListParagraph"/>
-        <w:numPr>
-          <w:ilvl w:val="0"/>
-          <w:numId w:val="1"/>
-        </w:numPr>
-        <w:spacing w:after="60"/>
-      </w:pPr>
-      <w:r>
-        <w:t xml:space="preserve">No formal red flag; conviction set Low given the combination of a thin, new thread and the specific churn/insider-selling concerns</w:t>
+        <w:t xml:space="preserve">The core churn concern reads as resolved (one lost top-10 customer, not broad attrition, with 4 straight quarters of Uniware reacceleration and strong enterprise-client adds), upgrading this from a low-conviction, unconfirmed call - but the unverified CEO-stake claim and a full ~44x valuation keep conviction at Medium, not higher.</w:t>
+      </w:r>
+    </w:p>
+    <w:p>
+      <w:pPr>
+        <w:pStyle w:val="ListParagraph"/>
+        <w:numPr>
+          <w:ilvl w:val="0"/>
+          <w:numId w:val="1"/>
+        </w:numPr>
+        <w:spacing w:after="60"/>
+      </w:pPr>
+      <w:r>
+        <w:t xml:space="preserve">The moat argument remains structurally sound (integration switching costs), and the small ~Rs 945 Cr market cap leaves genuine room if management's growth guidance is delivered.</w:t>
+      </w:r>
+    </w:p>
+    <w:p>
+      <w:pPr>
+        <w:pStyle w:val="ListParagraph"/>
+        <w:numPr>
+          <w:ilvl w:val="0"/>
+          <w:numId w:val="1"/>
+        </w:numPr>
+        <w:spacing w:after="60"/>
+      </w:pPr>
+      <w:r>
+        <w:t xml:space="preserve">Deep-dive pass 1: the specific, concrete community concern (client churn masking weak core growth) is directly addressed by management's own Q1 FY27 disclosure - a named, one-time cause (a discontinued top-10 customer) rather than systemic attrition, corroborated by 4 consecutive quarters of improving LFL growth and continued enterprise-client acceleration. four_box upgraded from 3.0 to 3.5 (tam: weak -&gt; yes) on this basis.</w:t>
+      </w:r>
+    </w:p>
+    <w:p>
+      <w:pPr>
+        <w:pStyle w:val="ListParagraph"/>
+        <w:numPr>
+          <w:ilvl w:val="0"/>
+          <w:numId w:val="1"/>
+        </w:numPr>
+        <w:spacing w:after="60"/>
+      </w:pPr>
+      <w:r>
+        <w:t xml:space="preserve">The CEO personal-stake-reduction claim (1.15% -&gt; 0.52%) could not be independently corroborated or refuted with the sources available this pass - left as an open question rather than resolved, and it still tempers conviction below Medium-High.</w:t>
+      </w:r>
+    </w:p>
+    <w:p>
+      <w:pPr>
+        <w:pStyle w:val="ListParagraph"/>
+        <w:numPr>
+          <w:ilvl w:val="0"/>
+          <w:numId w:val="1"/>
+        </w:numPr>
+        <w:spacing w:after="60"/>
+      </w:pPr>
+      <w:r>
+        <w:t xml:space="preserve">No formal red flag; conviction upgraded Low -&gt; Medium given the churn resolution, balanced against the unresolved insider-stake question, a full valuation (~44x trailing), and only one confirming quarter of data.</w:t>
       </w:r>
     </w:p>
     <w:p>
